--- a/oral presentation.docx
+++ b/oral presentation.docx
@@ -1,6 +1,6 @@
 
 <file path=word/document.xml><?xml version="1.0" encoding="utf-8"?>
-<w:document xmlns:wpc="http://schemas.microsoft.com/office/word/2010/wordprocessingCanvas" xmlns:cx="http://schemas.microsoft.com/office/drawing/2014/chartex" xmlns:cx1="http://schemas.microsoft.com/office/drawing/2015/9/8/chartex" xmlns:cx2="http://schemas.microsoft.com/office/drawing/2015/10/21/chartex" xmlns:cx3="http://schemas.microsoft.com/office/drawing/2016/5/9/chartex" xmlns:cx4="http://schemas.microsoft.com/office/drawing/2016/5/10/chartex" xmlns:cx5="http://schemas.microsoft.com/office/drawing/2016/5/11/chartex" xmlns:cx6="http://schemas.microsoft.com/office/drawing/2016/5/12/chartex" xmlns:cx7="http://schemas.microsoft.com/office/drawing/2016/5/13/chartex" xmlns:cx8="http://schemas.microsoft.com/office/drawing/2016/5/14/chartex" xmlns:mc="http://schemas.openxmlformats.org/markup-compatibility/2006" xmlns:aink="http://schemas.microsoft.com/office/drawing/2016/ink" xmlns:am3d="http://schemas.microsoft.com/office/drawing/2017/model3d" xmlns:o="urn:schemas-microsoft-com:office:office" xmlns:oel="http://schemas.microsoft.com/office/2019/extlst" xmlns:r="http://schemas.openxmlformats.org/officeDocument/2006/relationships" xmlns:m="http://schemas.openxmlformats.org/officeDocument/2006/math" xmlns:v="urn:schemas-microsoft-com:vml" xmlns:wp14="http://schemas.microsoft.com/office/word/2010/wordprocessingDrawing" xmlns:wp="http://schemas.openxmlformats.org/drawingml/2006/wordprocessingDrawing" xmlns:w10="urn:schemas-microsoft-com:office:word" xmlns:w="http://schemas.openxmlformats.org/wordprocessingml/2006/main" xmlns:w14="http://schemas.microsoft.com/office/word/2010/wordml" xmlns:w15="http://schemas.microsoft.com/office/word/2012/wordml" xmlns:w16cex="http://schemas.microsoft.com/office/word/2018/wordml/cex" xmlns:w16cid="http://schemas.microsoft.com/office/word/2016/wordml/cid" xmlns:w16="http://schemas.microsoft.com/office/word/2018/wordml" xmlns:w16sdtdh="http://schemas.microsoft.com/office/word/2020/wordml/sdtdatahash" xmlns:w16se="http://schemas.microsoft.com/office/word/2015/wordml/symex" xmlns:wpg="http://schemas.microsoft.com/office/word/2010/wordprocessingGroup" xmlns:wpi="http://schemas.microsoft.com/office/word/2010/wordprocessingInk" xmlns:wne="http://schemas.microsoft.com/office/word/2006/wordml" xmlns:wps="http://schemas.microsoft.com/office/word/2010/wordprocessingShape" mc:Ignorable="w14 w15 w16se w16cid w16 w16cex w16sdtdh wp14">
+<w:document xmlns:wpc="http://schemas.microsoft.com/office/word/2010/wordprocessingCanvas" xmlns:cx="http://schemas.microsoft.com/office/drawing/2014/chartex" xmlns:cx1="http://schemas.microsoft.com/office/drawing/2015/9/8/chartex" xmlns:cx2="http://schemas.microsoft.com/office/drawing/2015/10/21/chartex" xmlns:cx3="http://schemas.microsoft.com/office/drawing/2016/5/9/chartex" xmlns:cx4="http://schemas.microsoft.com/office/drawing/2016/5/10/chartex" xmlns:cx5="http://schemas.microsoft.com/office/drawing/2016/5/11/chartex" xmlns:cx6="http://schemas.microsoft.com/office/drawing/2016/5/12/chartex" xmlns:cx7="http://schemas.microsoft.com/office/drawing/2016/5/13/chartex" xmlns:cx8="http://schemas.microsoft.com/office/drawing/2016/5/14/chartex" xmlns:mc="http://schemas.openxmlformats.org/markup-compatibility/2006" xmlns:aink="http://schemas.microsoft.com/office/drawing/2016/ink" xmlns:am3d="http://schemas.microsoft.com/office/drawing/2017/model3d" xmlns:o="urn:schemas-microsoft-com:office:office" xmlns:oel="http://schemas.microsoft.com/office/2019/extlst" xmlns:r="http://schemas.openxmlformats.org/officeDocument/2006/relationships" xmlns:m="http://schemas.openxmlformats.org/officeDocument/2006/math" xmlns:v="urn:schemas-microsoft-com:vml" xmlns:wp14="http://schemas.microsoft.com/office/word/2010/wordprocessingDrawing" xmlns:wp="http://schemas.openxmlformats.org/drawingml/2006/wordprocessingDrawing" xmlns:w10="urn:schemas-microsoft-com:office:word" xmlns:w="http://schemas.openxmlformats.org/wordprocessingml/2006/main" xmlns:w14="http://schemas.microsoft.com/office/word/2010/wordml" xmlns:w15="http://schemas.microsoft.com/office/word/2012/wordml" xmlns:w16cei="http://schemas.microsoft.com/office/word/2026/wordml/cei" xmlns:w16cex="http://schemas.microsoft.com/office/word/2018/wordml/cex" xmlns:w16cid="http://schemas.microsoft.com/office/word/2016/wordml/cid" xmlns:w16="http://schemas.microsoft.com/office/word/2018/wordml" xmlns:w16du="http://schemas.microsoft.com/office/word/2023/wordml/word16du" xmlns:w16sdtdh="http://schemas.microsoft.com/office/word/2020/wordml/sdtdatahash" xmlns:w16sdtfl="http://schemas.microsoft.com/office/word/2024/wordml/sdtformatlock" xmlns:w16se="http://schemas.microsoft.com/office/word/2015/wordml/symex" xmlns:wpg="http://schemas.microsoft.com/office/word/2010/wordprocessingGroup" xmlns:wpi="http://schemas.microsoft.com/office/word/2010/wordprocessingInk" xmlns:wne="http://schemas.microsoft.com/office/word/2006/wordml" xmlns:wps="http://schemas.microsoft.com/office/word/2010/wordprocessingShape" mc:Ignorable="w14 w15 w16se w16cid w16 w16cex w16sdtdh w16sdtfl w16du wp14">
   <w:body>
     <w:p>
       <w:pPr>
@@ -15,406 +15,1735 @@
         <w:ind w:leftChars="-354" w:left="-850" w:rightChars="-319" w:right="-766"/>
       </w:pPr>
       <w:r>
-        <w:t>In a 3D-IC architecture, multiple dies are stacked together, meaning internal signals are deeply buried and physically unreachable.</w:t>
-      </w:r>
-    </w:p>
-    <w:p>
-      <w:pPr>
-        <w:ind w:leftChars="-354" w:left="-850" w:rightChars="-319" w:right="-766"/>
-      </w:pPr>
-      <w:r>
-        <w:t xml:space="preserve">To monitor these internal nodes, normally we would need dedicated test pins. However, in high-throughput SRAM designs, every single pin is extremely precious and reserved for data I/O. We face a severe </w:t>
-      </w:r>
-      <w:r>
-        <w:rPr>
-          <w:b/>
-          <w:bCs/>
-        </w:rPr>
-        <w:t>pin bottleneck</w:t>
-      </w:r>
-      <w:r>
-        <w:t>—we simply cannot afford extra physical pins for testing.</w:t>
-      </w:r>
-    </w:p>
-    <w:p>
-      <w:pPr>
-        <w:ind w:leftChars="-354" w:left="-850" w:rightChars="-319" w:right="-766"/>
-      </w:pPr>
-      <w:r>
-        <w:t>This is exactly where DFT comes in. It allows us to observe and trace critical internal signals using a minimal number of test pins, solving the conflict between testability and pin count constraints</w:t>
-      </w:r>
-    </w:p>
-    <w:p>
-      <w:pPr>
-        <w:ind w:leftChars="-354" w:left="-850" w:rightChars="-319" w:right="-766"/>
-      </w:pPr>
-      <w:r>
-        <w:t xml:space="preserve">To solve this, industry standards provide a </w:t>
-      </w:r>
-      <w:r>
-        <w:rPr>
-          <w:rFonts w:hint="eastAsia"/>
-        </w:rPr>
-        <w:t>corresponding specification</w:t>
-      </w:r>
-      <w:r>
+        <w:t xml:space="preserve">In </w:t>
+      </w:r>
+      <w:proofErr w:type="gramStart"/>
+      <w:r>
+        <w:t>a 3</w:t>
+      </w:r>
+      <w:proofErr w:type="gramEnd"/>
+      <w:r>
+        <w:t>D-IC architecture, multiple dies are stacked together vertically. As a result, internal signals become deeply buried and physically unreachable</w:t>
+      </w:r>
+      <w:r>
+        <w:t xml:space="preserve">. </w:t>
+      </w:r>
+      <w:r>
+        <w:t>Tracing these signals usually demands extra pins</w:t>
+      </w:r>
+      <w:r>
+        <w:t>—</w:t>
+      </w:r>
+      <w:r>
+        <w:rPr>
+          <w:b/>
+          <w:bCs/>
+        </w:rPr>
+        <w:t xml:space="preserve">but since high-throughput SRAMs already reserve </w:t>
+      </w:r>
+      <w:r>
+        <w:rPr>
+          <w:rFonts w:hint="eastAsia"/>
+          <w:b/>
+          <w:bCs/>
+        </w:rPr>
+        <w:t>most</w:t>
+      </w:r>
+      <w:r>
+        <w:rPr>
+          <w:b/>
+          <w:bCs/>
+        </w:rPr>
+        <w:t xml:space="preserve"> pin</w:t>
+      </w:r>
+      <w:r>
+        <w:rPr>
+          <w:rFonts w:hint="eastAsia"/>
+          <w:b/>
+          <w:bCs/>
+        </w:rPr>
+        <w:t>s</w:t>
+      </w:r>
+      <w:r>
+        <w:rPr>
+          <w:b/>
+          <w:bCs/>
+        </w:rPr>
+        <w:t xml:space="preserve"> for data I/O, we hit a severe pin bottleneck.</w:t>
+      </w:r>
+    </w:p>
+    <w:p>
+      <w:pPr>
+        <w:ind w:leftChars="-354" w:left="-850" w:rightChars="-319" w:right="-766"/>
+      </w:pPr>
+      <w:r>
+        <w:t>To solve this, the industry established two key standards: IEEE 1838 and IEEE 1687.</w:t>
+      </w:r>
+    </w:p>
+    <w:p>
+      <w:pPr>
+        <w:ind w:leftChars="-354" w:left="-850" w:rightChars="-319" w:right="-766"/>
+      </w:pPr>
+      <w:r>
+        <w:t xml:space="preserve">To put it simply, think of a 3D-IC as an apartment building. If you want to </w:t>
+      </w:r>
+      <w:r>
+        <w:rPr>
+          <w:rFonts w:hint="eastAsia"/>
+        </w:rPr>
+        <w:t>find someone</w:t>
+      </w:r>
+      <w:r>
+        <w:t>, you need two things: know which floor they live on, and their specific room number.</w:t>
+      </w:r>
+    </w:p>
+    <w:p>
+      <w:pPr>
+        <w:ind w:leftChars="-354" w:left="-850" w:rightChars="-319" w:right="-766"/>
+      </w:pPr>
+      <w:r>
+        <w:t xml:space="preserve">In our design, </w:t>
+      </w:r>
+      <w:r>
+        <w:rPr>
+          <w:b/>
+          <w:bCs/>
+        </w:rPr>
+        <w:t xml:space="preserve">IEEE 1838 acts like the </w:t>
+      </w:r>
+      <w:proofErr w:type="gramStart"/>
+      <w:r>
+        <w:rPr>
+          <w:b/>
+          <w:bCs/>
+        </w:rPr>
+        <w:t>elevator</w:t>
+      </w:r>
+      <w:r>
+        <w:t>—it</w:t>
+      </w:r>
+      <w:proofErr w:type="gramEnd"/>
+      <w:r>
+        <w:t xml:space="preserve"> routes test signals vertically across different stacked dies. Once you reach the right floor, </w:t>
+      </w:r>
+      <w:r>
+        <w:rPr>
+          <w:b/>
+          <w:bCs/>
+        </w:rPr>
+        <w:t>IEEE 1687 acts like the room address</w:t>
+      </w:r>
+      <w:r>
+        <w:t xml:space="preserve">—it routes the signal inside that specific die to </w:t>
+      </w:r>
+      <w:proofErr w:type="gramStart"/>
+      <w:r>
+        <w:t>target  SRAM</w:t>
+      </w:r>
+      <w:proofErr w:type="gramEnd"/>
+      <w:r>
+        <w:t xml:space="preserve"> module or </w:t>
+      </w:r>
+      <w:r>
+        <w:rPr>
+          <w:rFonts w:hint="eastAsia"/>
+        </w:rPr>
+        <w:t>test signal</w:t>
+      </w:r>
+      <w:r>
+        <w:t>.</w:t>
+      </w:r>
+    </w:p>
+    <w:p>
+      <w:pPr>
+        <w:ind w:leftChars="-354" w:left="-850" w:rightChars="-319" w:right="-766"/>
+      </w:pPr>
+      <w:r>
+        <w:t xml:space="preserve">By combining 1838 and 1687, DFT turns a 3D-IC from an unmeasurable black box into </w:t>
+      </w:r>
+      <w:r>
+        <w:t xml:space="preserve">a testable </w:t>
+      </w:r>
+      <w:r>
+        <w:t>chip.</w:t>
+      </w:r>
+    </w:p>
+    <w:p>
+      <w:pPr>
+        <w:ind w:leftChars="-354" w:left="-850" w:rightChars="-319" w:right="-766"/>
+      </w:pPr>
+      <w:r>
+        <w:t xml:space="preserve">To bring these standards into practice, tools like Siemens </w:t>
+      </w:r>
+      <w:proofErr w:type="spellStart"/>
+      <w:r>
+        <w:t>Tessent</w:t>
+      </w:r>
+      <w:proofErr w:type="spellEnd"/>
+      <w:r>
+        <w:t xml:space="preserve"> automatically </w:t>
+      </w:r>
+      <w:r>
+        <w:rPr>
+          <w:b/>
+          <w:bCs/>
+        </w:rPr>
+        <w:t xml:space="preserve">insert these </w:t>
+      </w:r>
+      <w:proofErr w:type="gramStart"/>
+      <w:r>
+        <w:rPr>
+          <w:rFonts w:hint="eastAsia"/>
+          <w:b/>
+          <w:bCs/>
+        </w:rPr>
+        <w:t>circuit</w:t>
+      </w:r>
+      <w:proofErr w:type="gramEnd"/>
+      <w:r>
+        <w:rPr>
+          <w:b/>
+          <w:bCs/>
+        </w:rPr>
+        <w:t xml:space="preserve"> and generate test patterns</w:t>
+      </w:r>
+      <w:r>
+        <w:t xml:space="preserve"> for the </w:t>
+      </w:r>
+      <w:r>
+        <w:rPr>
+          <w:rFonts w:hint="eastAsia"/>
+        </w:rPr>
+        <w:t>DFT</w:t>
+      </w:r>
+      <w:r>
+        <w:t xml:space="preserve">. However, setting them up can be tedious and complex. </w:t>
+      </w:r>
+      <w:r>
+        <w:rPr>
+          <w:b/>
+          <w:bCs/>
+        </w:rPr>
+        <w:t>So, my project aims to streamline this process</w:t>
+      </w:r>
+      <w:r>
+        <w:rPr>
+          <w:rFonts w:hint="eastAsia"/>
+          <w:b/>
+          <w:bCs/>
+        </w:rPr>
+        <w:t>--</w:t>
+      </w:r>
+      <w:r>
+        <w:rPr>
+          <w:b/>
+          <w:bCs/>
+        </w:rPr>
+        <w:t>let’s jump into my project goals.</w:t>
+      </w:r>
+    </w:p>
+    <w:p>
+      <w:pPr>
+        <w:ind w:leftChars="-354" w:left="-850" w:rightChars="-319" w:right="-766"/>
+      </w:pPr>
+    </w:p>
+    <w:p>
+      <w:pPr>
+        <w:ind w:leftChars="-354" w:left="-850" w:rightChars="-319" w:right="-766"/>
+      </w:pPr>
+    </w:p>
+    <w:p>
+      <w:pPr>
+        <w:ind w:leftChars="-354" w:left="-850" w:rightChars="-319" w:right="-766"/>
+      </w:pPr>
+    </w:p>
+    <w:p>
+      <w:pPr>
+        <w:ind w:leftChars="-354" w:left="-850" w:rightChars="-319" w:right="-766"/>
+      </w:pPr>
+    </w:p>
+    <w:p>
+      <w:pPr>
+        <w:ind w:leftChars="-354" w:left="-850" w:rightChars="-319" w:right="-766"/>
+      </w:pPr>
+    </w:p>
+    <w:p>
+      <w:pPr>
+        <w:ind w:leftChars="-354" w:left="-850" w:rightChars="-319" w:right="-766"/>
+      </w:pPr>
+    </w:p>
+    <w:p>
+      <w:pPr>
+        <w:ind w:leftChars="-354" w:left="-850" w:rightChars="-319" w:right="-766"/>
+      </w:pPr>
+    </w:p>
+    <w:p>
+      <w:pPr>
+        <w:ind w:leftChars="-354" w:left="-850" w:rightChars="-319" w:right="-766"/>
+      </w:pPr>
+    </w:p>
+    <w:p>
+      <w:pPr>
+        <w:ind w:leftChars="-354" w:left="-850" w:rightChars="-319" w:right="-766"/>
+      </w:pPr>
+    </w:p>
+    <w:p>
+      <w:pPr>
+        <w:ind w:leftChars="-354" w:left="-850" w:rightChars="-319" w:right="-766"/>
+      </w:pPr>
+    </w:p>
+    <w:p>
+      <w:pPr>
+        <w:ind w:leftChars="-354" w:left="-850" w:rightChars="-319" w:right="-766"/>
+      </w:pPr>
+    </w:p>
+    <w:p>
+      <w:pPr>
+        <w:ind w:leftChars="-354" w:left="-850" w:rightChars="-319" w:right="-766"/>
+      </w:pPr>
+      <w:r>
+        <w:lastRenderedPageBreak/>
+        <w:t>So, to solve th</w:t>
+      </w:r>
+      <w:r>
+        <w:rPr>
+          <w:rFonts w:hint="eastAsia"/>
+        </w:rPr>
+        <w:t>is problem</w:t>
+      </w:r>
+      <w:r>
+        <w:t xml:space="preserve">, here is my project: </w:t>
+      </w:r>
+      <w:r>
+        <w:rPr>
+          <w:b/>
+          <w:bCs/>
+        </w:rPr>
+        <w:t>A 3-step Automation Flow for DFT</w:t>
+      </w:r>
+      <w:r>
+        <w:t>.</w:t>
+      </w:r>
+    </w:p>
+    <w:p>
+      <w:pPr>
+        <w:ind w:leftChars="-354" w:left="-850" w:rightChars="-319" w:right="-766"/>
+      </w:pPr>
+      <w:r>
+        <w:t xml:space="preserve">Our </w:t>
+      </w:r>
+      <w:proofErr w:type="gramStart"/>
+      <w:r>
+        <w:t>ultimate goal</w:t>
+      </w:r>
+      <w:proofErr w:type="gramEnd"/>
+      <w:r>
+        <w:t xml:space="preserve"> is very simple: </w:t>
+      </w:r>
+      <w:r>
+        <w:rPr>
+          <w:b/>
+          <w:bCs/>
+        </w:rPr>
+        <w:t>to minimize manual script editing</w:t>
+      </w:r>
+      <w:r>
+        <w:t xml:space="preserve">. Users just fill in </w:t>
+      </w:r>
+      <w:r>
+        <w:rPr>
+          <w:rFonts w:hint="eastAsia"/>
+        </w:rPr>
+        <w:t xml:space="preserve">some setting </w:t>
+      </w:r>
+      <w:r>
+        <w:t>file</w:t>
+      </w:r>
+      <w:r>
+        <w:rPr>
+          <w:rFonts w:hint="eastAsia"/>
+        </w:rPr>
+        <w:t>s</w:t>
+      </w:r>
+      <w:r>
+        <w:t>, and the flow handles the rest.</w:t>
+      </w:r>
+    </w:p>
+    <w:p>
+      <w:pPr>
+        <w:ind w:leftChars="-354" w:left="-850" w:rightChars="-319" w:right="-766"/>
+      </w:pPr>
+      <w:r>
+        <w:t xml:space="preserve">To achieve this, we divide the work into three </w:t>
+      </w:r>
+      <w:proofErr w:type="spellStart"/>
+      <w:proofErr w:type="gramStart"/>
+      <w:r>
+        <w:t>steps:</w:t>
+      </w:r>
+      <w:r>
+        <w:rPr>
+          <w:b/>
+          <w:bCs/>
+        </w:rPr>
+        <w:t>Step</w:t>
+      </w:r>
+      <w:proofErr w:type="spellEnd"/>
+      <w:proofErr w:type="gramEnd"/>
+      <w:r>
+        <w:rPr>
+          <w:b/>
+          <w:bCs/>
+        </w:rPr>
+        <w:t xml:space="preserve"> 1: Pipe </w:t>
+      </w:r>
+      <w:proofErr w:type="gramStart"/>
+      <w:r>
+        <w:rPr>
+          <w:b/>
+          <w:bCs/>
+        </w:rPr>
+        <w:t>Clean</w:t>
+      </w:r>
+      <w:r>
+        <w:rPr>
+          <w:rFonts w:hint="eastAsia"/>
+          <w:b/>
+          <w:bCs/>
+        </w:rPr>
+        <w:t xml:space="preserve">  </w:t>
+      </w:r>
+      <w:r>
+        <w:rPr>
+          <w:b/>
+          <w:bCs/>
+        </w:rPr>
+        <w:t>Step</w:t>
+      </w:r>
+      <w:proofErr w:type="gramEnd"/>
+      <w:r>
+        <w:rPr>
+          <w:b/>
+          <w:bCs/>
+        </w:rPr>
+        <w:t xml:space="preserve"> 2: Build up templates</w:t>
+      </w:r>
+      <w:r>
+        <w:rPr>
+          <w:rFonts w:hint="eastAsia"/>
+        </w:rPr>
+        <w:t xml:space="preserve">    </w:t>
+      </w:r>
+      <w:r>
+        <w:rPr>
+          <w:b/>
+          <w:bCs/>
+        </w:rPr>
+        <w:t>Step 3: Automation Integration</w:t>
+      </w:r>
+    </w:p>
+    <w:p>
+      <w:pPr>
+        <w:ind w:leftChars="-354" w:left="-850" w:rightChars="-319" w:right="-766"/>
+      </w:pPr>
+      <w:r>
+        <w:t>Let me give you a quick overview of how these three steps connect.</w:t>
+      </w:r>
+    </w:p>
+    <w:p>
+      <w:pPr>
+        <w:ind w:leftChars="-354" w:left="-850" w:rightChars="-319" w:right="-766"/>
+      </w:pPr>
+      <w:r>
+        <w:t xml:space="preserve">First, </w:t>
+      </w:r>
+      <w:r>
+        <w:rPr>
+          <w:b/>
+          <w:bCs/>
+        </w:rPr>
+        <w:t>Step 1 is Pipe Clean</w:t>
+      </w:r>
+      <w:r>
+        <w:t xml:space="preserve">. Before scripting anything, we make sure the manual flow works perfectly across stacked dies using IEEE 1838 and 1687. </w:t>
+      </w:r>
+      <w:r>
+        <w:rPr>
+          <w:b/>
+          <w:bCs/>
+        </w:rPr>
+        <w:t>This gives us a clean, verified reference flow.</w:t>
+      </w:r>
+    </w:p>
+    <w:p>
+      <w:pPr>
+        <w:ind w:leftChars="-354" w:left="-850" w:rightChars="-319" w:right="-766"/>
+      </w:pPr>
+      <w:r>
+        <w:rPr>
+          <w:b/>
+          <w:bCs/>
+        </w:rPr>
+        <w:t>With this solid baseline in place</w:t>
+      </w:r>
+      <w:r>
+        <w:t xml:space="preserve">, </w:t>
+      </w:r>
+      <w:r>
+        <w:rPr>
+          <w:b/>
+          <w:bCs/>
+        </w:rPr>
+        <w:t>Step 2 is to build up templates</w:t>
+      </w:r>
+      <w:r>
+        <w:t>. We extract the changing parameters—like design info and TDR settings</w:t>
+      </w:r>
+      <w:r>
+        <w:rPr>
+          <w:rFonts w:hint="eastAsia"/>
+        </w:rPr>
+        <w:t xml:space="preserve"> of a die translate </w:t>
+      </w:r>
+      <w:r>
+        <w:t>into simple, reusable templates.</w:t>
+      </w:r>
+    </w:p>
+    <w:p>
+      <w:pPr>
+        <w:ind w:leftChars="-354" w:left="-850" w:rightChars="-319" w:right="-766"/>
+      </w:pPr>
+      <w:r>
+        <w:rPr>
+          <w:b/>
+          <w:bCs/>
+        </w:rPr>
+        <w:t>Once these templates are ready</w:t>
+      </w:r>
+      <w:r>
+        <w:t xml:space="preserve">, </w:t>
+      </w:r>
+      <w:r>
+        <w:rPr>
+          <w:b/>
+          <w:bCs/>
+        </w:rPr>
+        <w:t>Step 3 is Automation Integration</w:t>
+      </w:r>
+      <w:r>
+        <w:t xml:space="preserve">. </w:t>
+      </w:r>
+      <w:r>
+        <w:t xml:space="preserve">We use Python to read the CSV parameters and execute the entire </w:t>
+      </w:r>
+      <w:proofErr w:type="spellStart"/>
+      <w:r>
+        <w:t>Tessent</w:t>
+      </w:r>
+      <w:proofErr w:type="spellEnd"/>
+      <w:r>
+        <w:t xml:space="preserve"> flow automatically.</w:t>
+      </w:r>
+    </w:p>
+    <w:p>
+      <w:pPr>
+        <w:ind w:leftChars="-354" w:left="-850" w:rightChars="-319" w:right="-766"/>
+      </w:pPr>
+      <w:r>
+        <w:t xml:space="preserve">In short, through these three connected steps, we turn a complex manual task into an easy </w:t>
+      </w:r>
+      <w:r>
+        <w:rPr>
+          <w:b/>
+          <w:bCs/>
+        </w:rPr>
+        <w:t>push-button flow</w:t>
+      </w:r>
+      <w:r>
+        <w:t>.</w:t>
+      </w:r>
+    </w:p>
+    <w:p>
+      <w:pPr>
+        <w:ind w:leftChars="-354" w:left="-850" w:rightChars="-319" w:right="-766"/>
+      </w:pPr>
+      <w:r>
+        <w:t xml:space="preserve">Now, let’s dive into the details of each </w:t>
+      </w:r>
+      <w:proofErr w:type="gramStart"/>
+      <w:r>
+        <w:t>step..</w:t>
+      </w:r>
+      <w:proofErr w:type="gramEnd"/>
+    </w:p>
+    <w:p>
+      <w:pPr>
+        <w:ind w:leftChars="-354" w:left="-850" w:rightChars="-319" w:right="-766"/>
+      </w:pPr>
+    </w:p>
+    <w:p>
+      <w:pPr>
+        <w:ind w:leftChars="-354" w:left="-850" w:rightChars="-319" w:right="-766"/>
+      </w:pPr>
+    </w:p>
+    <w:p>
+      <w:pPr>
+        <w:ind w:leftChars="-354" w:left="-850" w:rightChars="-319" w:right="-766"/>
+      </w:pPr>
+    </w:p>
+    <w:p>
+      <w:pPr>
+        <w:ind w:leftChars="-354" w:left="-850" w:rightChars="-319" w:right="-766"/>
+      </w:pPr>
+    </w:p>
+    <w:p>
+      <w:pPr>
+        <w:ind w:leftChars="-354" w:left="-850" w:rightChars="-319" w:right="-766"/>
+      </w:pPr>
+    </w:p>
+    <w:p>
+      <w:pPr>
+        <w:ind w:leftChars="-354" w:left="-850" w:rightChars="-319" w:right="-766"/>
+      </w:pPr>
+    </w:p>
+    <w:p>
+      <w:pPr>
+        <w:ind w:leftChars="-354" w:left="-850" w:rightChars="-319" w:right="-766"/>
+      </w:pPr>
+    </w:p>
+    <w:p>
+      <w:pPr>
+        <w:ind w:leftChars="-354" w:left="-850" w:rightChars="-319" w:right="-766"/>
+      </w:pPr>
+    </w:p>
+    <w:p>
+      <w:pPr>
+        <w:ind w:rightChars="-319" w:right="-766"/>
+      </w:pPr>
+    </w:p>
+    <w:p>
+      <w:pPr>
+        <w:ind w:rightChars="-319" w:right="-766"/>
+      </w:pPr>
+    </w:p>
+    <w:p>
+      <w:pPr>
+        <w:ind w:leftChars="-354" w:left="-850" w:rightChars="-319" w:right="-766"/>
+        <w:rPr>
+          <w:b/>
+          <w:bCs/>
+        </w:rPr>
+      </w:pPr>
+      <w:r>
+        <w:rPr>
+          <w:b/>
+          <w:bCs/>
+        </w:rPr>
+        <w:lastRenderedPageBreak/>
+        <w:t>Moving to Step 1: Pipe Clean.</w:t>
+      </w:r>
+    </w:p>
+    <w:p>
+      <w:pPr>
+        <w:ind w:leftChars="-354" w:left="-850" w:rightChars="-319" w:right="-766"/>
+        <w:rPr>
+          <w:b/>
+          <w:bCs/>
+        </w:rPr>
+      </w:pPr>
+      <w:r>
+        <w:rPr>
+          <w:rFonts w:hint="eastAsia"/>
+          <w:b/>
+          <w:bCs/>
+        </w:rPr>
+        <w:t>In this stage, o</w:t>
+      </w:r>
+      <w:r>
+        <w:rPr>
+          <w:b/>
+          <w:bCs/>
+        </w:rPr>
+        <w:t xml:space="preserve">ur main goal is to add </w:t>
+      </w:r>
+      <w:proofErr w:type="spellStart"/>
+      <w:r>
+        <w:rPr>
+          <w:b/>
+          <w:bCs/>
+        </w:rPr>
+        <w:t>Tessent</w:t>
+      </w:r>
+      <w:proofErr w:type="spellEnd"/>
+      <w:r>
+        <w:rPr>
+          <w:b/>
+          <w:bCs/>
+        </w:rPr>
+        <w:t xml:space="preserve"> DFT into our</w:t>
+      </w:r>
+      <w:r>
+        <w:rPr>
+          <w:rFonts w:hint="eastAsia"/>
+          <w:b/>
+          <w:bCs/>
+        </w:rPr>
+        <w:t xml:space="preserve"> team</w:t>
+      </w:r>
+      <w:r>
+        <w:rPr>
+          <w:b/>
+          <w:bCs/>
+        </w:rPr>
+        <w:t>’</w:t>
+      </w:r>
+      <w:r>
+        <w:rPr>
+          <w:rFonts w:hint="eastAsia"/>
+          <w:b/>
+          <w:bCs/>
+        </w:rPr>
+        <w:t>s</w:t>
+      </w:r>
+      <w:r>
+        <w:rPr>
+          <w:b/>
+          <w:bCs/>
+        </w:rPr>
+        <w:t xml:space="preserve"> </w:t>
+      </w:r>
+      <w:r>
+        <w:rPr>
+          <w:rFonts w:hint="eastAsia"/>
+          <w:b/>
+          <w:bCs/>
+        </w:rPr>
+        <w:t xml:space="preserve">design </w:t>
+      </w:r>
+      <w:r>
+        <w:rPr>
+          <w:b/>
+          <w:bCs/>
+        </w:rPr>
+        <w:t xml:space="preserve">flow. </w:t>
+      </w:r>
+      <w:r>
+        <w:rPr>
+          <w:b/>
+          <w:bCs/>
+        </w:rPr>
+        <w:t>It follows our standard flow</w:t>
+      </w:r>
+      <w:r>
+        <w:rPr>
+          <w:b/>
+          <w:bCs/>
+        </w:rPr>
+        <w:t>, updated with new TCL scripts to support the inserted logic.</w:t>
+      </w:r>
+    </w:p>
+    <w:p>
+      <w:pPr>
+        <w:ind w:leftChars="-354" w:left="-850" w:rightChars="-319" w:right="-766"/>
+        <w:rPr>
+          <w:b/>
+          <w:bCs/>
+        </w:rPr>
+      </w:pPr>
+      <w:r>
+        <w:rPr>
+          <w:rFonts w:hint="eastAsia"/>
+          <w:b/>
+          <w:bCs/>
+        </w:rPr>
+        <w:t xml:space="preserve">Here are some steps </w:t>
+      </w:r>
+      <w:proofErr w:type="gramStart"/>
+      <w:r>
+        <w:rPr>
+          <w:rFonts w:hint="eastAsia"/>
+          <w:b/>
+          <w:bCs/>
+        </w:rPr>
+        <w:t>worth</w:t>
+      </w:r>
+      <w:proofErr w:type="gramEnd"/>
+      <w:r>
+        <w:rPr>
+          <w:rFonts w:hint="eastAsia"/>
+          <w:b/>
+          <w:bCs/>
+        </w:rPr>
+        <w:t xml:space="preserve"> to notice that</w:t>
+      </w:r>
+      <w:r>
+        <w:rPr>
+          <w:b/>
+          <w:bCs/>
+        </w:rPr>
+        <w:t xml:space="preserve"> Step 01 tells </w:t>
+      </w:r>
+      <w:proofErr w:type="spellStart"/>
+      <w:r>
+        <w:rPr>
+          <w:b/>
+          <w:bCs/>
+        </w:rPr>
+        <w:t>Tessent</w:t>
+      </w:r>
+      <w:proofErr w:type="spellEnd"/>
+      <w:r>
+        <w:rPr>
+          <w:b/>
+          <w:bCs/>
+        </w:rPr>
+        <w:t xml:space="preserve"> which structures to insert. After insertion, it extracts ICL and PDL files for pattern generation—which I’ll cover on the next slide. Once verified, the rest of the flow completes synthesis and gate-level simulation</w:t>
+      </w:r>
+    </w:p>
+    <w:p>
+      <w:pPr>
+        <w:ind w:leftChars="-354" w:left="-850" w:rightChars="-319" w:right="-766"/>
+        <w:rPr>
+          <w:b/>
+          <w:bCs/>
+        </w:rPr>
+      </w:pPr>
+      <w:r>
+        <w:rPr>
+          <w:b/>
+          <w:bCs/>
+        </w:rPr>
+        <w:t xml:space="preserve">To help the team </w:t>
+      </w:r>
+      <w:r>
+        <w:rPr>
+          <w:b/>
+          <w:bCs/>
+        </w:rPr>
+        <w:t xml:space="preserve">get familiar with the flow </w:t>
+      </w:r>
+      <w:proofErr w:type="gramStart"/>
+      <w:r>
+        <w:rPr>
+          <w:b/>
+          <w:bCs/>
+        </w:rPr>
+        <w:t>quickly</w:t>
+      </w:r>
+      <w:r>
+        <w:rPr>
+          <w:b/>
+          <w:bCs/>
+        </w:rPr>
+        <w:t xml:space="preserve"> ,</w:t>
+      </w:r>
+      <w:proofErr w:type="gramEnd"/>
+      <w:r>
+        <w:rPr>
+          <w:b/>
+          <w:bCs/>
+        </w:rPr>
+        <w:t xml:space="preserve"> I documented the entire process into an interactive HTML guide with reference files for </w:t>
+      </w:r>
+      <w:proofErr w:type="gramStart"/>
+      <w:r>
+        <w:rPr>
+          <w:b/>
+          <w:bCs/>
+        </w:rPr>
+        <w:t>each of</w:t>
+      </w:r>
+      <w:proofErr w:type="gramEnd"/>
+      <w:r>
+        <w:rPr>
+          <w:b/>
+          <w:bCs/>
+        </w:rPr>
+        <w:t xml:space="preserve"> step.</w:t>
+      </w:r>
+    </w:p>
+    <w:p>
+      <w:pPr>
+        <w:ind w:leftChars="-354" w:left="-850" w:rightChars="-319" w:right="-766"/>
+        <w:rPr>
+          <w:b/>
+          <w:bCs/>
+        </w:rPr>
+      </w:pPr>
+      <w:r>
+        <w:rPr>
+          <w:b/>
+          <w:bCs/>
+        </w:rPr>
+        <w:t xml:space="preserve">With this flow fully verified and documented, we now have a </w:t>
+      </w:r>
+      <w:r>
+        <w:rPr>
+          <w:b/>
+          <w:bCs/>
+        </w:rPr>
+        <w:t xml:space="preserve">reliable </w:t>
+      </w:r>
+      <w:r>
+        <w:rPr>
+          <w:rFonts w:hint="eastAsia"/>
+          <w:b/>
+          <w:bCs/>
+        </w:rPr>
+        <w:t>process</w:t>
+      </w:r>
+      <w:r>
+        <w:rPr>
+          <w:b/>
+          <w:bCs/>
+        </w:rPr>
+        <w:t>, so let’s move to the next slide to look at the detailed scripts.</w:t>
+      </w:r>
+    </w:p>
+    <w:p>
+      <w:pPr>
+        <w:ind w:leftChars="-354" w:left="-850" w:rightChars="-319" w:right="-766"/>
+      </w:pPr>
+    </w:p>
+    <w:p>
+      <w:pPr>
+        <w:ind w:leftChars="-354" w:left="-850" w:rightChars="-319" w:right="-766"/>
+      </w:pPr>
+    </w:p>
+    <w:p>
+      <w:pPr>
+        <w:widowControl/>
+      </w:pPr>
+      <w:r>
+        <w:br w:type="page"/>
+      </w:r>
+    </w:p>
+    <w:p>
+      <w:pPr>
+        <w:ind w:leftChars="-354" w:left="-850" w:rightChars="-319" w:right="-766"/>
+        <w:rPr>
+          <w:b/>
+          <w:bCs/>
+        </w:rPr>
+      </w:pPr>
+      <w:r>
+        <w:rPr>
+          <w:b/>
+          <w:bCs/>
+        </w:rPr>
+        <w:lastRenderedPageBreak/>
+        <w:t xml:space="preserve">This slide shows </w:t>
+      </w:r>
+      <w:r>
+        <w:rPr>
+          <w:b/>
+          <w:bCs/>
+        </w:rPr>
+        <w:t xml:space="preserve">we </w:t>
+      </w:r>
+      <w:r>
+        <w:rPr>
+          <w:rFonts w:hint="eastAsia"/>
+          <w:b/>
+          <w:bCs/>
+        </w:rPr>
+        <w:t>use</w:t>
+      </w:r>
+      <w:r>
+        <w:rPr>
+          <w:b/>
+          <w:bCs/>
+        </w:rPr>
+        <w:t xml:space="preserve"> two key TCL scripts to </w:t>
+      </w:r>
+      <w:r>
+        <w:rPr>
+          <w:rFonts w:hint="eastAsia"/>
+          <w:b/>
+          <w:bCs/>
+        </w:rPr>
+        <w:t>make</w:t>
+      </w:r>
+      <w:r>
+        <w:rPr>
+          <w:b/>
+          <w:bCs/>
+        </w:rPr>
+        <w:t xml:space="preserve"> the </w:t>
+      </w:r>
+      <w:r>
+        <w:rPr>
+          <w:rFonts w:hint="eastAsia"/>
+          <w:b/>
+          <w:bCs/>
+        </w:rPr>
+        <w:t>DFT</w:t>
+      </w:r>
+      <w:r>
+        <w:rPr>
+          <w:b/>
+          <w:bCs/>
+        </w:rPr>
+        <w:t xml:space="preserve"> process</w:t>
+      </w:r>
+      <w:r>
+        <w:rPr>
+          <w:rFonts w:hint="eastAsia"/>
+          <w:b/>
+          <w:bCs/>
+        </w:rPr>
+        <w:t xml:space="preserve"> work</w:t>
+      </w:r>
+      <w:r>
+        <w:rPr>
+          <w:b/>
+          <w:bCs/>
+        </w:rPr>
         <w:t xml:space="preserve">: </w:t>
       </w:r>
-      <w:r>
-        <w:rPr>
-          <w:b/>
-          <w:bCs/>
-        </w:rPr>
-        <w:t>IEEE 1838</w:t>
-      </w:r>
-      <w:r>
+      <w:proofErr w:type="spellStart"/>
+      <w:r>
+        <w:rPr>
+          <w:b/>
+          <w:bCs/>
+        </w:rPr>
+        <w:t>insert_tessent.tcl</w:t>
+      </w:r>
+      <w:proofErr w:type="spellEnd"/>
+      <w:r>
+        <w:rPr>
+          <w:b/>
+          <w:bCs/>
+        </w:rPr>
         <w:t xml:space="preserve"> and </w:t>
       </w:r>
-      <w:r>
-        <w:rPr>
-          <w:b/>
-          <w:bCs/>
-        </w:rPr>
-        <w:t>IEEE 1687</w:t>
-      </w:r>
-      <w:r>
+      <w:proofErr w:type="spellStart"/>
+      <w:r>
+        <w:rPr>
+          <w:b/>
+          <w:bCs/>
+        </w:rPr>
+        <w:t>pattern_retarget.tcl</w:t>
+      </w:r>
+      <w:proofErr w:type="spellEnd"/>
+      <w:r>
+        <w:rPr>
+          <w:b/>
+          <w:bCs/>
+        </w:rPr>
         <w:t>.</w:t>
       </w:r>
     </w:p>
     <w:p>
       <w:pPr>
         <w:ind w:leftChars="-354" w:left="-850" w:rightChars="-319" w:right="-766"/>
-      </w:pPr>
-      <w:r>
-        <w:t>To put it simply, think of a 3D-IC as a</w:t>
-      </w:r>
-      <w:r>
-        <w:rPr>
-          <w:rFonts w:hint="eastAsia"/>
-        </w:rPr>
-        <w:t>n</w:t>
-      </w:r>
-      <w:r>
-        <w:t xml:space="preserve"> apartment building. If you want to visit a friend, you need two things: know which floor they live on, and their specific room number.</w:t>
-      </w:r>
-    </w:p>
-    <w:p>
-      <w:pPr>
-        <w:ind w:leftChars="-354" w:left="-850" w:rightChars="-319" w:right="-766"/>
-      </w:pPr>
-      <w:r>
-        <w:t xml:space="preserve">In our design, </w:t>
-      </w:r>
-      <w:r>
-        <w:rPr>
-          <w:b/>
-          <w:bCs/>
-        </w:rPr>
-        <w:t>IEEE 1838 acts like the elevator</w:t>
-      </w:r>
-      <w:r>
-        <w:t xml:space="preserve">—it routes test signals vertically across different stacked dies. Once you reach the right floor, </w:t>
-      </w:r>
-      <w:r>
-        <w:rPr>
-          <w:b/>
-          <w:bCs/>
-        </w:rPr>
-        <w:t>IEEE 1687 acts like the room address</w:t>
-      </w:r>
-      <w:r>
-        <w:t>—it routes the signal inside that specific die to target the exact SRAM module or logic block.</w:t>
-      </w:r>
-    </w:p>
-    <w:p>
-      <w:pPr>
-        <w:ind w:leftChars="-354" w:left="-850" w:rightChars="-319" w:right="-766"/>
-      </w:pPr>
-      <w:r>
-        <w:t xml:space="preserve">By combining 1838 and 1687, we only need </w:t>
-      </w:r>
-      <w:r>
-        <w:rPr>
-          <w:b/>
-          <w:bCs/>
-        </w:rPr>
-        <w:t>one single entrance (a minimal set of test pins)</w:t>
-      </w:r>
-      <w:r>
-        <w:t xml:space="preserve"> at the bottom to access any internal node across the entire 3D stack.</w:t>
-      </w:r>
-    </w:p>
-    <w:p>
-      <w:pPr>
-        <w:ind w:leftChars="-354" w:left="-850" w:rightChars="-319" w:right="-766"/>
-      </w:pPr>
-      <w:r>
-        <w:t>To bring these standards into reality, EDA tools like Siemens Tessent now fully support 3D-IC DFT automation.</w:t>
-      </w:r>
-    </w:p>
-    <w:p>
-      <w:pPr>
-        <w:ind w:leftChars="-354" w:left="-850" w:rightChars="-319" w:right="-766"/>
-      </w:pPr>
-      <w:r>
-        <w:t>Simply put, DFT is what turns a 3D-IC from an unmeasurable black box into a manufacturable chip.</w:t>
-      </w:r>
-    </w:p>
-    <w:p>
-      <w:pPr>
-        <w:ind w:leftChars="-354" w:left="-850" w:rightChars="-319" w:right="-766"/>
-      </w:pPr>
-      <w:r>
-        <w:t>Now, let's look at how an automated Tessent flow compares to manual implementation.</w:t>
-      </w:r>
-    </w:p>
-    <w:p>
-      <w:pPr>
-        <w:ind w:leftChars="-354" w:left="-850" w:rightChars="-319" w:right="-766"/>
-      </w:pPr>
-    </w:p>
-    <w:p>
-      <w:pPr>
-        <w:ind w:leftChars="-354" w:left="-850" w:rightChars="-319" w:right="-766"/>
-      </w:pPr>
-    </w:p>
-    <w:p>
-      <w:pPr>
-        <w:ind w:leftChars="-354" w:left="-850" w:rightChars="-319" w:right="-766"/>
-      </w:pPr>
-    </w:p>
-    <w:p>
-      <w:pPr>
-        <w:ind w:leftChars="-354" w:left="-850" w:rightChars="-319" w:right="-766"/>
-        <w:rPr>
-          <w:rFonts w:hint="eastAsia"/>
-        </w:rPr>
-      </w:pPr>
-    </w:p>
-    <w:p>
-      <w:pPr>
-        <w:ind w:leftChars="-354" w:left="-850" w:rightChars="-319" w:right="-766"/>
-      </w:pPr>
-      <w:r>
+        <w:rPr>
+          <w:b/>
+          <w:bCs/>
+        </w:rPr>
+      </w:pPr>
+      <w:r>
+        <w:rPr>
+          <w:rFonts w:hint="eastAsia"/>
+          <w:b/>
+          <w:bCs/>
+        </w:rPr>
+        <w:t>I</w:t>
+      </w:r>
+      <w:r>
+        <w:rPr>
+          <w:b/>
+          <w:bCs/>
+        </w:rPr>
+        <w:t xml:space="preserve">n </w:t>
+      </w:r>
+      <w:r>
+        <w:rPr>
+          <w:rFonts w:hint="eastAsia"/>
+          <w:b/>
+          <w:bCs/>
+        </w:rPr>
+        <w:t xml:space="preserve">first </w:t>
+      </w:r>
+      <w:proofErr w:type="spellStart"/>
+      <w:r>
+        <w:rPr>
+          <w:b/>
+          <w:bCs/>
+        </w:rPr>
+        <w:t>tcl</w:t>
+      </w:r>
+      <w:proofErr w:type="spellEnd"/>
+      <w:r>
+        <w:rPr>
+          <w:b/>
+          <w:bCs/>
+        </w:rPr>
+        <w:t xml:space="preserve">, after configuring our desired DFT architecture, </w:t>
+      </w:r>
+      <w:proofErr w:type="spellStart"/>
+      <w:r>
+        <w:rPr>
+          <w:b/>
+          <w:bCs/>
+        </w:rPr>
+        <w:t>Tessent</w:t>
+      </w:r>
+      <w:proofErr w:type="spellEnd"/>
+      <w:r>
+        <w:rPr>
+          <w:b/>
+          <w:bCs/>
+        </w:rPr>
+        <w:t xml:space="preserve"> inserts the corresponding logic</w:t>
+      </w:r>
+      <w:r>
+        <w:rPr>
+          <w:rFonts w:hint="eastAsia"/>
+          <w:b/>
+          <w:bCs/>
+        </w:rPr>
+        <w:t xml:space="preserve"> into </w:t>
+      </w:r>
+      <w:proofErr w:type="gramStart"/>
+      <w:r>
+        <w:rPr>
+          <w:rFonts w:hint="eastAsia"/>
+          <w:b/>
+          <w:bCs/>
+        </w:rPr>
+        <w:t>out</w:t>
+      </w:r>
+      <w:proofErr w:type="gramEnd"/>
+      <w:r>
+        <w:rPr>
+          <w:rFonts w:hint="eastAsia"/>
+          <w:b/>
+          <w:bCs/>
+        </w:rPr>
+        <w:t xml:space="preserve"> raw RTL</w:t>
+      </w:r>
+      <w:r>
+        <w:rPr>
+          <w:b/>
+          <w:bCs/>
+        </w:rPr>
+        <w:t xml:space="preserve"> based on our setup, while automatically extracting the ICL and SDC files.</w:t>
+      </w:r>
+    </w:p>
+    <w:p>
+      <w:pPr>
+        <w:ind w:leftChars="-354" w:left="-850" w:rightChars="-319" w:right="-766"/>
+        <w:rPr>
+          <w:b/>
+          <w:bCs/>
+        </w:rPr>
+      </w:pPr>
+      <w:r>
+        <w:rPr>
+          <w:b/>
+          <w:bCs/>
+        </w:rPr>
+        <w:t xml:space="preserve">If you look at the ICL structure on the right, it </w:t>
+      </w:r>
+      <w:r>
+        <w:rPr>
+          <w:rFonts w:hint="eastAsia"/>
+          <w:b/>
+          <w:bCs/>
+        </w:rPr>
+        <w:t>clear</w:t>
+      </w:r>
+      <w:r>
+        <w:rPr>
+          <w:b/>
+          <w:bCs/>
+        </w:rPr>
+        <w:t xml:space="preserve">ly defines the circuit's ports and interface properties. Having this ICL allows </w:t>
+      </w:r>
+      <w:proofErr w:type="spellStart"/>
+      <w:r>
+        <w:rPr>
+          <w:b/>
+          <w:bCs/>
+        </w:rPr>
+        <w:t>Tessent</w:t>
+      </w:r>
+      <w:proofErr w:type="spellEnd"/>
+      <w:r>
+        <w:rPr>
+          <w:b/>
+          <w:bCs/>
+        </w:rPr>
+        <w:t xml:space="preserve"> to run DRC</w:t>
+      </w:r>
+      <w:r>
+        <w:rPr>
+          <w:rFonts w:hint="eastAsia"/>
+          <w:b/>
+          <w:bCs/>
+        </w:rPr>
+        <w:t>&amp;LVS</w:t>
+      </w:r>
+      <w:r>
+        <w:rPr>
+          <w:b/>
+          <w:bCs/>
+        </w:rPr>
+        <w:t xml:space="preserve"> checks when connecting this block to other circuits, ensuring all connections strictly follow IEEE standards.</w:t>
+      </w:r>
+    </w:p>
+    <w:p>
+      <w:pPr>
+        <w:ind w:leftChars="-354" w:left="-850" w:rightChars="-319" w:right="-766"/>
+        <w:rPr>
+          <w:b/>
+          <w:bCs/>
+        </w:rPr>
+      </w:pPr>
+      <w:r>
+        <w:rPr>
+          <w:b/>
+          <w:bCs/>
+        </w:rPr>
+        <w:t xml:space="preserve">Next comes </w:t>
+      </w:r>
+      <w:proofErr w:type="gramStart"/>
+      <w:r>
+        <w:rPr>
+          <w:b/>
+          <w:bCs/>
+        </w:rPr>
+        <w:t xml:space="preserve">the </w:t>
+      </w:r>
+      <w:r>
+        <w:rPr>
+          <w:b/>
+          <w:bCs/>
+        </w:rPr>
+        <w:t>another</w:t>
+      </w:r>
+      <w:proofErr w:type="gramEnd"/>
+      <w:r>
+        <w:rPr>
+          <w:rFonts w:hint="eastAsia"/>
+          <w:b/>
+          <w:bCs/>
+        </w:rPr>
+        <w:t xml:space="preserve"> </w:t>
+      </w:r>
+      <w:r>
+        <w:rPr>
+          <w:b/>
+          <w:bCs/>
+        </w:rPr>
+        <w:t xml:space="preserve">key part: </w:t>
+      </w:r>
+      <w:proofErr w:type="spellStart"/>
+      <w:r>
+        <w:rPr>
+          <w:b/>
+          <w:bCs/>
+        </w:rPr>
+        <w:t>pattern_retarget.tcl</w:t>
+      </w:r>
+      <w:proofErr w:type="spellEnd"/>
+      <w:r>
+        <w:rPr>
+          <w:b/>
+          <w:bCs/>
+        </w:rPr>
+        <w:t xml:space="preserve">. </w:t>
+      </w:r>
+      <w:r>
+        <w:rPr>
+          <w:b/>
+          <w:bCs/>
+        </w:rPr>
+        <w:t xml:space="preserve">Traditionally, to access a specific DFT signal, we had to manually write out the entire protocol, which was very time-consuming and </w:t>
+      </w:r>
+      <w:r>
+        <w:rPr>
+          <w:rFonts w:hint="eastAsia"/>
+          <w:b/>
+          <w:bCs/>
+        </w:rPr>
+        <w:t>human error</w:t>
+      </w:r>
+      <w:r>
+        <w:rPr>
+          <w:b/>
+          <w:bCs/>
+        </w:rPr>
+        <w:t>.</w:t>
+      </w:r>
+      <w:r>
+        <w:rPr>
+          <w:b/>
+          <w:bCs/>
+        </w:rPr>
+        <w:t xml:space="preserve"> </w:t>
+      </w:r>
+      <w:r>
+        <w:rPr>
+          <w:b/>
+          <w:bCs/>
+        </w:rPr>
+        <w:t>With retargeting, we only focus on our raw RTL behavior—</w:t>
+      </w:r>
+      <w:proofErr w:type="spellStart"/>
+      <w:r>
+        <w:rPr>
+          <w:b/>
+          <w:bCs/>
+        </w:rPr>
+        <w:t>Tessent</w:t>
+      </w:r>
+      <w:proofErr w:type="spellEnd"/>
+      <w:r>
+        <w:rPr>
+          <w:b/>
+          <w:bCs/>
+        </w:rPr>
+        <w:t xml:space="preserve"> handles the rest of the 1687 and 1838 flow for us.</w:t>
+      </w:r>
+      <w:r>
+        <w:rPr>
+          <w:b/>
+          <w:bCs/>
+        </w:rPr>
+        <w:t xml:space="preserve"> </w:t>
+      </w:r>
+    </w:p>
+    <w:p>
+      <w:pPr>
+        <w:ind w:leftChars="-354" w:left="-850" w:rightChars="-319" w:right="-766"/>
+        <w:rPr>
+          <w:b/>
+          <w:bCs/>
+        </w:rPr>
+      </w:pPr>
+      <w:r>
+        <w:rPr>
+          <w:b/>
+          <w:bCs/>
+        </w:rPr>
+        <w:t xml:space="preserve">We just write simple PDL for each block, and </w:t>
+      </w:r>
+      <w:proofErr w:type="spellStart"/>
+      <w:r>
+        <w:rPr>
+          <w:b/>
+          <w:bCs/>
+        </w:rPr>
+        <w:t>Tessent</w:t>
+      </w:r>
+      <w:proofErr w:type="spellEnd"/>
+      <w:r>
+        <w:rPr>
+          <w:b/>
+          <w:bCs/>
+        </w:rPr>
+        <w:t xml:space="preserve"> turns it into full top-level patterns.</w:t>
+      </w:r>
+    </w:p>
+    <w:p>
+      <w:pPr>
+        <w:ind w:leftChars="-354" w:left="-850" w:rightChars="-319" w:right="-766"/>
+        <w:rPr>
+          <w:b/>
+          <w:bCs/>
+        </w:rPr>
+      </w:pPr>
+      <w:r>
+        <w:rPr>
+          <w:b/>
+          <w:bCs/>
+        </w:rPr>
+        <w:t>In short, with these two technologies, we’ve successfully built an automated flow from DFT insertion to pattern generation.</w:t>
+      </w:r>
+    </w:p>
+    <w:p>
+      <w:pPr>
+        <w:ind w:leftChars="-354" w:left="-850" w:rightChars="-319" w:right="-766"/>
+        <w:rPr>
+          <w:b/>
+          <w:bCs/>
+        </w:rPr>
+      </w:pPr>
+    </w:p>
+    <w:p>
+      <w:pPr>
+        <w:ind w:leftChars="-354" w:left="-850" w:rightChars="-319" w:right="-766"/>
+        <w:rPr>
+          <w:b/>
+          <w:bCs/>
+        </w:rPr>
+      </w:pPr>
+    </w:p>
+    <w:p>
+      <w:pPr>
+        <w:widowControl/>
+        <w:rPr>
+          <w:b/>
+          <w:bCs/>
+        </w:rPr>
+      </w:pPr>
+      <w:r>
+        <w:rPr>
+          <w:b/>
+          <w:bCs/>
+        </w:rPr>
+        <w:br w:type="page"/>
+      </w:r>
+    </w:p>
+    <w:p>
+      <w:pPr>
+        <w:ind w:leftChars="-354" w:left="-850" w:rightChars="-319" w:right="-766"/>
+        <w:rPr>
+          <w:b/>
+          <w:bCs/>
+        </w:rPr>
+      </w:pPr>
+      <w:r>
+        <w:rPr>
+          <w:b/>
+          <w:bCs/>
+        </w:rPr>
         <w:lastRenderedPageBreak/>
-        <w:t>Now that we understand the importance of DFT, how do we actually implement it?</w:t>
-      </w:r>
-    </w:p>
-    <w:p>
-      <w:pPr>
-        <w:ind w:leftChars="-354" w:left="-850" w:rightChars="-319" w:right="-766"/>
-      </w:pPr>
-      <w:r>
-        <w:t>The most direct approach is manually designing IEEE 1838 and 1687 circuits from scratch. However, this manual method poses three major challenges:</w:t>
-      </w:r>
-    </w:p>
-    <w:p>
-      <w:pPr>
-        <w:ind w:leftChars="-354" w:left="-850" w:rightChars="-319" w:right="-766"/>
-      </w:pPr>
-      <w:r>
-        <w:t xml:space="preserve">First, it is extremely </w:t>
-      </w:r>
-      <w:r>
-        <w:rPr>
-          <w:b/>
-          <w:bCs/>
-        </w:rPr>
-        <w:t>time-consuming</w:t>
-      </w:r>
-      <w:r>
-        <w:t xml:space="preserve">. Second, hand-wiring complex logic across multiple dies carries a </w:t>
-      </w:r>
-      <w:r>
-        <w:rPr>
-          <w:b/>
-          <w:bCs/>
-        </w:rPr>
-        <w:t>high risk of human error</w:t>
-      </w:r>
-      <w:r>
-        <w:t xml:space="preserve">, making formal verification a nightmare. Finally, it lacks </w:t>
-      </w:r>
-      <w:r>
-        <w:rPr>
-          <w:b/>
-          <w:bCs/>
-        </w:rPr>
-        <w:t>scalability</w:t>
-      </w:r>
-      <w:r>
-        <w:t>—any architectural change forces us to redo the tedious insertion process, drastically increasing engineering overhead.</w:t>
-      </w:r>
-    </w:p>
-    <w:p>
-      <w:pPr>
-        <w:ind w:leftChars="-354" w:left="-850" w:rightChars="-319" w:right="-766"/>
-      </w:pPr>
-      <w:r>
-        <w:t>This is exactly why we need an automated flow like Siemens Tessent."</w:t>
-      </w:r>
-    </w:p>
-    <w:p>
-      <w:pPr>
-        <w:ind w:leftChars="-354" w:left="-850" w:rightChars="-319" w:right="-766"/>
-      </w:pPr>
-      <w:r>
-        <w:t>On the flip side, Siemens Tessent handles this automatically. It provides native multi-die stack support, performs fast DFT insertion, and automatically generates test patterns.</w:t>
-      </w:r>
-    </w:p>
-    <w:p>
-      <w:pPr>
-        <w:ind w:leftChars="-354" w:left="-850" w:rightChars="-319" w:right="-766"/>
-      </w:pPr>
-      <w:r>
-        <w:t xml:space="preserve">However, while Tessent simplifies the hardware insertion, it introduces another challenge: </w:t>
-      </w:r>
-      <w:r>
-        <w:rPr>
-          <w:b/>
-          <w:bCs/>
-        </w:rPr>
-        <w:t>a steep learning curve</w:t>
-      </w:r>
-      <w:r>
+        <w:t xml:space="preserve">Although we successfully completed the </w:t>
+      </w:r>
+      <w:proofErr w:type="spellStart"/>
+      <w:r>
+        <w:rPr>
+          <w:b/>
+          <w:bCs/>
+        </w:rPr>
+        <w:t>Tessent</w:t>
+      </w:r>
+      <w:proofErr w:type="spellEnd"/>
+      <w:r>
+        <w:rPr>
+          <w:b/>
+          <w:bCs/>
+        </w:rPr>
+        <w:t xml:space="preserve"> setup, these TCL scripts are just too long and complex.</w:t>
+      </w:r>
+      <w:r>
+        <w:rPr>
+          <w:rFonts w:hint="eastAsia"/>
+          <w:b/>
+          <w:bCs/>
+        </w:rPr>
+        <w:t xml:space="preserve"> </w:t>
+      </w:r>
+      <w:r>
+        <w:rPr>
+          <w:b/>
+          <w:bCs/>
+        </w:rPr>
+        <w:t xml:space="preserve">Every time the design changes, we </w:t>
+      </w:r>
+      <w:proofErr w:type="gramStart"/>
+      <w:r>
+        <w:rPr>
+          <w:b/>
+          <w:bCs/>
+        </w:rPr>
+        <w:t>have to</w:t>
+      </w:r>
+      <w:proofErr w:type="gramEnd"/>
+      <w:r>
+        <w:rPr>
+          <w:b/>
+          <w:bCs/>
+        </w:rPr>
+        <w:t xml:space="preserve"> </w:t>
+      </w:r>
+      <w:r>
+        <w:rPr>
+          <w:rFonts w:hint="eastAsia"/>
+          <w:b/>
+          <w:bCs/>
+        </w:rPr>
+        <w:t>modify</w:t>
+      </w:r>
+      <w:r>
+        <w:rPr>
+          <w:b/>
+          <w:bCs/>
+        </w:rPr>
+        <w:t xml:space="preserve"> every</w:t>
+      </w:r>
+      <w:r>
+        <w:rPr>
+          <w:rFonts w:hint="eastAsia"/>
+          <w:b/>
+          <w:bCs/>
+        </w:rPr>
+        <w:t xml:space="preserve"> </w:t>
+      </w:r>
+      <w:r>
+        <w:rPr>
+          <w:rFonts w:hint="eastAsia"/>
+          <w:b/>
+          <w:bCs/>
+        </w:rPr>
+        <w:t xml:space="preserve">setting of each </w:t>
+      </w:r>
+      <w:proofErr w:type="spellStart"/>
+      <w:r>
+        <w:rPr>
+          <w:rFonts w:hint="eastAsia"/>
+          <w:b/>
+          <w:bCs/>
+        </w:rPr>
+        <w:t>tcl</w:t>
+      </w:r>
+      <w:proofErr w:type="spellEnd"/>
+      <w:r>
+        <w:rPr>
+          <w:b/>
+          <w:bCs/>
+        </w:rPr>
+        <w:t xml:space="preserve"> manually.</w:t>
+      </w:r>
+      <w:r>
+        <w:rPr>
+          <w:b/>
+          <w:bCs/>
+        </w:rPr>
+        <w:t xml:space="preserve"> So, we integrated the common setup, pulled out the key variables, and simplified everything into a familiar CSV format</w:t>
+      </w:r>
+      <w:r>
+        <w:rPr>
+          <w:b/>
+          <w:bCs/>
+        </w:rPr>
+        <w:t>……</w:t>
+      </w:r>
+      <w:r>
+        <w:rPr>
+          <w:rFonts w:hint="eastAsia"/>
+          <w:b/>
+          <w:bCs/>
+        </w:rPr>
         <w:t>.</w:t>
       </w:r>
-    </w:p>
-    <w:p>
-      <w:pPr>
-        <w:ind w:leftChars="-354" w:left="-850" w:rightChars="-319" w:right="-766"/>
-      </w:pPr>
-      <w:r>
-        <w:t xml:space="preserve">For engineers new to the tool, mastering Tessent requires </w:t>
-      </w:r>
-      <w:r>
-        <w:rPr>
-          <w:rFonts w:hint="eastAsia"/>
-        </w:rPr>
-        <w:t xml:space="preserve">do the </w:t>
-      </w:r>
-      <w:r>
-        <w:t>research</w:t>
-      </w:r>
-      <w:r>
-        <w:rPr>
-          <w:rFonts w:hint="eastAsia"/>
-        </w:rPr>
-        <w:t xml:space="preserve"> on</w:t>
-      </w:r>
-      <w:r>
-        <w:t xml:space="preserve"> complex Tcl scripting, learning proprietary command sets, and setting up intricate design constraints.</w:t>
-      </w:r>
-    </w:p>
-    <w:p>
-      <w:pPr>
-        <w:ind w:leftChars="-354" w:left="-850" w:rightChars="-319" w:right="-766"/>
-      </w:pPr>
-      <w:proofErr w:type="gramStart"/>
-      <w:r>
-        <w:t>So</w:t>
-      </w:r>
-      <w:proofErr w:type="gramEnd"/>
-      <w:r>
-        <w:t xml:space="preserve"> the trade-off shifts from manual hardware design to tool-specific learning and flow configuration.</w:t>
-      </w:r>
-    </w:p>
-    <w:p>
-      <w:pPr>
-        <w:ind w:leftChars="-354" w:left="-850" w:rightChars="-319" w:right="-766"/>
-      </w:pPr>
-    </w:p>
-    <w:p>
-      <w:pPr>
-        <w:ind w:leftChars="-354" w:left="-850" w:rightChars="-319" w:right="-766"/>
-      </w:pPr>
-    </w:p>
-    <w:p>
-      <w:pPr>
-        <w:ind w:leftChars="-354" w:left="-850" w:rightChars="-319" w:right="-766"/>
-      </w:pPr>
-    </w:p>
-    <w:p>
-      <w:pPr>
-        <w:ind w:leftChars="-354" w:left="-850" w:rightChars="-319" w:right="-766"/>
-      </w:pPr>
-    </w:p>
-    <w:p>
-      <w:pPr>
-        <w:ind w:leftChars="-354" w:left="-850" w:rightChars="-319" w:right="-766"/>
-      </w:pPr>
-    </w:p>
-    <w:p>
-      <w:pPr>
-        <w:ind w:leftChars="-354" w:left="-850" w:rightChars="-319" w:right="-766"/>
-      </w:pPr>
-    </w:p>
-    <w:p>
-      <w:pPr>
-        <w:ind w:leftChars="-354" w:left="-850" w:rightChars="-319" w:right="-766"/>
-      </w:pPr>
-    </w:p>
-    <w:p>
-      <w:pPr>
-        <w:ind w:leftChars="-354" w:left="-850" w:rightChars="-319" w:right="-766"/>
-      </w:pPr>
-    </w:p>
-    <w:p>
-      <w:pPr>
-        <w:ind w:leftChars="-354" w:left="-850" w:rightChars="-319" w:right="-766"/>
-      </w:pPr>
-    </w:p>
-    <w:p>
-      <w:pPr>
-        <w:ind w:leftChars="-354" w:left="-850" w:rightChars="-319" w:right="-766"/>
-      </w:pPr>
-    </w:p>
-    <w:p>
-      <w:pPr>
-        <w:ind w:leftChars="-354" w:left="-850" w:rightChars="-319" w:right="-766"/>
-      </w:pPr>
-      <w:r>
-        <w:rPr>
-          <w:i/>
-          <w:iCs/>
+      <w:r>
+        <w:t xml:space="preserve"> </w:t>
+      </w:r>
+      <w:r>
+        <w:rPr>
+          <w:b/>
+          <w:bCs/>
+        </w:rPr>
+        <w:t>Once these parameters are defined, the rest of the TCL generation is fully automated.</w:t>
+      </w:r>
+    </w:p>
+    <w:p>
+      <w:pPr>
+        <w:ind w:leftChars="-354" w:left="-850" w:rightChars="-319" w:right="-766"/>
+        <w:rPr>
+          <w:b/>
+          <w:bCs/>
+        </w:rPr>
+      </w:pPr>
+    </w:p>
+    <w:p>
+      <w:pPr>
+        <w:widowControl/>
+        <w:rPr>
+          <w:b/>
+          <w:bCs/>
+        </w:rPr>
+      </w:pPr>
+      <w:r>
+        <w:rPr>
+          <w:b/>
+          <w:bCs/>
+        </w:rPr>
+        <w:br w:type="page"/>
+      </w:r>
+    </w:p>
+    <w:p>
+      <w:pPr>
+        <w:ind w:leftChars="-354" w:left="-850" w:rightChars="-319" w:right="-766"/>
+        <w:rPr>
+          <w:b/>
+          <w:bCs/>
+        </w:rPr>
+      </w:pPr>
+      <w:r>
+        <w:rPr>
+          <w:b/>
+          <w:bCs/>
         </w:rPr>
         <w:lastRenderedPageBreak/>
-        <w:t>And this is exactly the gap my project aims to fill.</w:t>
-      </w:r>
-    </w:p>
-    <w:p>
-      <w:pPr>
-        <w:ind w:leftChars="-354" w:left="-850" w:rightChars="-319" w:right="-766"/>
-      </w:pPr>
-      <w:r>
-        <w:rPr>
-          <w:i/>
-          <w:iCs/>
-        </w:rPr>
-        <w:t xml:space="preserve">To bridge this gap, my project goal is to build a </w:t>
-      </w:r>
-      <w:r>
-        <w:rPr>
-          <w:b/>
-          <w:bCs/>
-          <w:i/>
-          <w:iCs/>
-        </w:rPr>
-        <w:t>script-based automation framework</w:t>
-      </w:r>
-      <w:r>
-        <w:rPr>
-          <w:i/>
-          <w:iCs/>
-        </w:rPr>
-        <w:t xml:space="preserve"> for 3D-IC DFT</w:t>
-      </w:r>
-    </w:p>
-    <w:p>
-      <w:pPr>
-        <w:ind w:leftChars="-354" w:left="-850" w:rightChars="-319" w:right="-766"/>
-        <w:rPr>
-          <w:rFonts w:hint="eastAsia"/>
+        <w:t>This slide ties our entire automated flow together.</w:t>
+      </w:r>
+    </w:p>
+    <w:p>
+      <w:pPr>
+        <w:ind w:leftChars="-354" w:left="-850" w:rightChars="-319" w:right="-766"/>
+        <w:rPr>
+          <w:b/>
+          <w:bCs/>
+        </w:rPr>
+      </w:pPr>
+      <w:r>
+        <w:rPr>
+          <w:b/>
+          <w:bCs/>
+        </w:rPr>
+        <w:t>As mentioned earlier, we rely on two main TCL scripts. To make them run seamlessly, we introduced three Python scripts: read_config.py, parse_icl.py, and gen_html_report.py.</w:t>
+      </w:r>
+    </w:p>
+    <w:p>
+      <w:pPr>
+        <w:numPr>
+          <w:ilvl w:val="0"/>
+          <w:numId w:val="2"/>
+        </w:numPr>
+        <w:ind w:leftChars="-354" w:left="-490" w:rightChars="-319" w:right="-766"/>
+        <w:rPr>
+          <w:b/>
+          <w:bCs/>
+        </w:rPr>
+      </w:pPr>
+      <w:r>
+        <w:rPr>
+          <w:b/>
+          <w:bCs/>
+        </w:rPr>
+        <w:t xml:space="preserve">First, read_config.py converts the CSV setup into </w:t>
+      </w:r>
+      <w:proofErr w:type="spellStart"/>
+      <w:r>
+        <w:rPr>
+          <w:b/>
+          <w:bCs/>
+        </w:rPr>
+        <w:t>Tessent</w:t>
+      </w:r>
+      <w:proofErr w:type="spellEnd"/>
+      <w:r>
+        <w:rPr>
+          <w:b/>
+          <w:bCs/>
+        </w:rPr>
+        <w:t>-compatible parameters, allowing DFT insertion to run smoothly.</w:t>
+      </w:r>
+    </w:p>
+    <w:p>
+      <w:pPr>
+        <w:numPr>
+          <w:ilvl w:val="0"/>
+          <w:numId w:val="2"/>
+        </w:numPr>
+        <w:ind w:leftChars="-354" w:left="-490" w:rightChars="-319" w:right="-766"/>
+        <w:rPr>
+          <w:b/>
+          <w:bCs/>
+        </w:rPr>
+      </w:pPr>
+      <w:r>
+        <w:rPr>
+          <w:b/>
+          <w:bCs/>
+        </w:rPr>
+        <w:t xml:space="preserve">Next, parse_icl.py analyzes the ICL structure to extract </w:t>
+      </w:r>
+      <w:r>
+        <w:rPr>
+          <w:rFonts w:hint="eastAsia"/>
+          <w:b/>
+          <w:bCs/>
+        </w:rPr>
+        <w:t xml:space="preserve">inserted </w:t>
+      </w:r>
+      <w:r>
+        <w:rPr>
+          <w:b/>
+          <w:bCs/>
+        </w:rPr>
+        <w:t xml:space="preserve">circuit information and specific names, paving the way for </w:t>
+      </w:r>
+      <w:r>
+        <w:rPr>
+          <w:rFonts w:hint="eastAsia"/>
+          <w:b/>
+          <w:bCs/>
+        </w:rPr>
+        <w:t xml:space="preserve">PDL to create </w:t>
+      </w:r>
+      <w:r>
+        <w:rPr>
+          <w:b/>
+          <w:bCs/>
+        </w:rPr>
+        <w:t>successful pattern retargeting.</w:t>
+      </w:r>
+    </w:p>
+    <w:p>
+      <w:pPr>
+        <w:numPr>
+          <w:ilvl w:val="0"/>
+          <w:numId w:val="2"/>
+        </w:numPr>
+        <w:ind w:leftChars="-354" w:left="-490" w:rightChars="-319" w:right="-766"/>
+        <w:rPr>
+          <w:b/>
+          <w:bCs/>
+        </w:rPr>
+      </w:pPr>
+      <w:r>
+        <w:rPr>
+          <w:b/>
+          <w:bCs/>
+        </w:rPr>
+        <w:t>Finally, after pattern generation and verification, gen_html_report.py compiles the overall results into a visual HTML report.</w:t>
+      </w:r>
+    </w:p>
+    <w:p>
+      <w:pPr>
+        <w:ind w:leftChars="-354" w:left="-850" w:rightChars="-319" w:right="-766"/>
+        <w:rPr>
+          <w:b/>
+          <w:bCs/>
+        </w:rPr>
+      </w:pPr>
+      <w:r>
+        <w:rPr>
+          <w:b/>
+          <w:bCs/>
+        </w:rPr>
+        <w:t xml:space="preserve">In short, these Python scripts bridge our user inputs, </w:t>
+      </w:r>
+      <w:proofErr w:type="spellStart"/>
+      <w:r>
+        <w:rPr>
+          <w:b/>
+          <w:bCs/>
+        </w:rPr>
+        <w:t>Tessent</w:t>
+      </w:r>
+      <w:proofErr w:type="spellEnd"/>
+      <w:r>
+        <w:rPr>
+          <w:b/>
+          <w:bCs/>
+        </w:rPr>
+        <w:t xml:space="preserve"> execution, and result visualization into one complete pipeline.</w:t>
+      </w:r>
+    </w:p>
+    <w:p>
+      <w:pPr>
+        <w:ind w:leftChars="-354" w:left="-850" w:rightChars="-319" w:right="-766"/>
+        <w:rPr>
+          <w:rFonts w:hint="eastAsia"/>
+          <w:b/>
+          <w:bCs/>
         </w:rPr>
       </w:pPr>
     </w:p>
@@ -428,8 +1757,367 @@
 </w:document>
 </file>
 
+<file path=word/endnotes.xml><?xml version="1.0" encoding="utf-8"?>
+<w:endnotes xmlns:wpc="http://schemas.microsoft.com/office/word/2010/wordprocessingCanvas" xmlns:cx="http://schemas.microsoft.com/office/drawing/2014/chartex" xmlns:cx1="http://schemas.microsoft.com/office/drawing/2015/9/8/chartex" xmlns:cx2="http://schemas.microsoft.com/office/drawing/2015/10/21/chartex" xmlns:cx3="http://schemas.microsoft.com/office/drawing/2016/5/9/chartex" xmlns:cx4="http://schemas.microsoft.com/office/drawing/2016/5/10/chartex" xmlns:cx5="http://schemas.microsoft.com/office/drawing/2016/5/11/chartex" xmlns:cx6="http://schemas.microsoft.com/office/drawing/2016/5/12/chartex" xmlns:cx7="http://schemas.microsoft.com/office/drawing/2016/5/13/chartex" xmlns:cx8="http://schemas.microsoft.com/office/drawing/2016/5/14/chartex" xmlns:mc="http://schemas.openxmlformats.org/markup-compatibility/2006" xmlns:aink="http://schemas.microsoft.com/office/drawing/2016/ink" xmlns:am3d="http://schemas.microsoft.com/office/drawing/2017/model3d" xmlns:o="urn:schemas-microsoft-com:office:office" xmlns:oel="http://schemas.microsoft.com/office/2019/extlst" xmlns:r="http://schemas.openxmlformats.org/officeDocument/2006/relationships" xmlns:m="http://schemas.openxmlformats.org/officeDocument/2006/math" xmlns:v="urn:schemas-microsoft-com:vml" xmlns:wp14="http://schemas.microsoft.com/office/word/2010/wordprocessingDrawing" xmlns:wp="http://schemas.openxmlformats.org/drawingml/2006/wordprocessingDrawing" xmlns:w10="urn:schemas-microsoft-com:office:word" xmlns:w="http://schemas.openxmlformats.org/wordprocessingml/2006/main" xmlns:w14="http://schemas.microsoft.com/office/word/2010/wordml" xmlns:w15="http://schemas.microsoft.com/office/word/2012/wordml" xmlns:w16cei="http://schemas.microsoft.com/office/word/2026/wordml/cei" xmlns:w16cex="http://schemas.microsoft.com/office/word/2018/wordml/cex" xmlns:w16cid="http://schemas.microsoft.com/office/word/2016/wordml/cid" xmlns:w16="http://schemas.microsoft.com/office/word/2018/wordml" xmlns:w16du="http://schemas.microsoft.com/office/word/2023/wordml/word16du" xmlns:w16sdtdh="http://schemas.microsoft.com/office/word/2020/wordml/sdtdatahash" xmlns:w16sdtfl="http://schemas.microsoft.com/office/word/2024/wordml/sdtformatlock" xmlns:w16se="http://schemas.microsoft.com/office/word/2015/wordml/symex" xmlns:wpg="http://schemas.microsoft.com/office/word/2010/wordprocessingGroup" xmlns:wpi="http://schemas.microsoft.com/office/word/2010/wordprocessingInk" xmlns:wne="http://schemas.microsoft.com/office/word/2006/wordml" xmlns:wps="http://schemas.microsoft.com/office/word/2010/wordprocessingShape" mc:Ignorable="w14 w15 w16se w16cid w16 w16cex w16sdtdh w16sdtfl w16du wp14">
+  <w:endnote w:type="separator" w:id="-1">
+    <w:p>
+      <w:pPr>
+        <w:spacing w:after="0" w:line="240" w:lineRule="auto"/>
+      </w:pPr>
+      <w:r>
+        <w:separator/>
+      </w:r>
+    </w:p>
+  </w:endnote>
+  <w:endnote w:type="continuationSeparator" w:id="0">
+    <w:p>
+      <w:pPr>
+        <w:spacing w:after="0" w:line="240" w:lineRule="auto"/>
+      </w:pPr>
+      <w:r>
+        <w:continuationSeparator/>
+      </w:r>
+    </w:p>
+  </w:endnote>
+</w:endnotes>
+</file>
+
+<file path=word/footnotes.xml><?xml version="1.0" encoding="utf-8"?>
+<w:footnotes xmlns:wpc="http://schemas.microsoft.com/office/word/2010/wordprocessingCanvas" xmlns:cx="http://schemas.microsoft.com/office/drawing/2014/chartex" xmlns:cx1="http://schemas.microsoft.com/office/drawing/2015/9/8/chartex" xmlns:cx2="http://schemas.microsoft.com/office/drawing/2015/10/21/chartex" xmlns:cx3="http://schemas.microsoft.com/office/drawing/2016/5/9/chartex" xmlns:cx4="http://schemas.microsoft.com/office/drawing/2016/5/10/chartex" xmlns:cx5="http://schemas.microsoft.com/office/drawing/2016/5/11/chartex" xmlns:cx6="http://schemas.microsoft.com/office/drawing/2016/5/12/chartex" xmlns:cx7="http://schemas.microsoft.com/office/drawing/2016/5/13/chartex" xmlns:cx8="http://schemas.microsoft.com/office/drawing/2016/5/14/chartex" xmlns:mc="http://schemas.openxmlformats.org/markup-compatibility/2006" xmlns:aink="http://schemas.microsoft.com/office/drawing/2016/ink" xmlns:am3d="http://schemas.microsoft.com/office/drawing/2017/model3d" xmlns:o="urn:schemas-microsoft-com:office:office" xmlns:oel="http://schemas.microsoft.com/office/2019/extlst" xmlns:r="http://schemas.openxmlformats.org/officeDocument/2006/relationships" xmlns:m="http://schemas.openxmlformats.org/officeDocument/2006/math" xmlns:v="urn:schemas-microsoft-com:vml" xmlns:wp14="http://schemas.microsoft.com/office/word/2010/wordprocessingDrawing" xmlns:wp="http://schemas.openxmlformats.org/drawingml/2006/wordprocessingDrawing" xmlns:w10="urn:schemas-microsoft-com:office:word" xmlns:w="http://schemas.openxmlformats.org/wordprocessingml/2006/main" xmlns:w14="http://schemas.microsoft.com/office/word/2010/wordml" xmlns:w15="http://schemas.microsoft.com/office/word/2012/wordml" xmlns:w16cei="http://schemas.microsoft.com/office/word/2026/wordml/cei" xmlns:w16cex="http://schemas.microsoft.com/office/word/2018/wordml/cex" xmlns:w16cid="http://schemas.microsoft.com/office/word/2016/wordml/cid" xmlns:w16="http://schemas.microsoft.com/office/word/2018/wordml" xmlns:w16du="http://schemas.microsoft.com/office/word/2023/wordml/word16du" xmlns:w16sdtdh="http://schemas.microsoft.com/office/word/2020/wordml/sdtdatahash" xmlns:w16sdtfl="http://schemas.microsoft.com/office/word/2024/wordml/sdtformatlock" xmlns:w16se="http://schemas.microsoft.com/office/word/2015/wordml/symex" xmlns:wpg="http://schemas.microsoft.com/office/word/2010/wordprocessingGroup" xmlns:wpi="http://schemas.microsoft.com/office/word/2010/wordprocessingInk" xmlns:wne="http://schemas.microsoft.com/office/word/2006/wordml" xmlns:wps="http://schemas.microsoft.com/office/word/2010/wordprocessingShape" mc:Ignorable="w14 w15 w16se w16cid w16 w16cex w16sdtdh w16sdtfl w16du wp14">
+  <w:footnote w:type="separator" w:id="-1">
+    <w:p>
+      <w:pPr>
+        <w:spacing w:after="0" w:line="240" w:lineRule="auto"/>
+      </w:pPr>
+      <w:r>
+        <w:separator/>
+      </w:r>
+    </w:p>
+  </w:footnote>
+  <w:footnote w:type="continuationSeparator" w:id="0">
+    <w:p>
+      <w:pPr>
+        <w:spacing w:after="0" w:line="240" w:lineRule="auto"/>
+      </w:pPr>
+      <w:r>
+        <w:continuationSeparator/>
+      </w:r>
+    </w:p>
+  </w:footnote>
+</w:footnotes>
+</file>
+
+<file path=word/numbering.xml><?xml version="1.0" encoding="utf-8"?>
+<w:numbering xmlns:wpc="http://schemas.microsoft.com/office/word/2010/wordprocessingCanvas" xmlns:cx="http://schemas.microsoft.com/office/drawing/2014/chartex" xmlns:cx1="http://schemas.microsoft.com/office/drawing/2015/9/8/chartex" xmlns:cx2="http://schemas.microsoft.com/office/drawing/2015/10/21/chartex" xmlns:cx3="http://schemas.microsoft.com/office/drawing/2016/5/9/chartex" xmlns:cx4="http://schemas.microsoft.com/office/drawing/2016/5/10/chartex" xmlns:cx5="http://schemas.microsoft.com/office/drawing/2016/5/11/chartex" xmlns:cx6="http://schemas.microsoft.com/office/drawing/2016/5/12/chartex" xmlns:cx7="http://schemas.microsoft.com/office/drawing/2016/5/13/chartex" xmlns:cx8="http://schemas.microsoft.com/office/drawing/2016/5/14/chartex" xmlns:mc="http://schemas.openxmlformats.org/markup-compatibility/2006" xmlns:aink="http://schemas.microsoft.com/office/drawing/2016/ink" xmlns:am3d="http://schemas.microsoft.com/office/drawing/2017/model3d" xmlns:o="urn:schemas-microsoft-com:office:office" xmlns:oel="http://schemas.microsoft.com/office/2019/extlst" xmlns:r="http://schemas.openxmlformats.org/officeDocument/2006/relationships" xmlns:m="http://schemas.openxmlformats.org/officeDocument/2006/math" xmlns:v="urn:schemas-microsoft-com:vml" xmlns:wp14="http://schemas.microsoft.com/office/word/2010/wordprocessingDrawing" xmlns:wp="http://schemas.openxmlformats.org/drawingml/2006/wordprocessingDrawing" xmlns:w10="urn:schemas-microsoft-com:office:word" xmlns:w="http://schemas.openxmlformats.org/wordprocessingml/2006/main" xmlns:w14="http://schemas.microsoft.com/office/word/2010/wordml" xmlns:w15="http://schemas.microsoft.com/office/word/2012/wordml" xmlns:w16cei="http://schemas.microsoft.com/office/word/2026/wordml/cei" xmlns:w16cex="http://schemas.microsoft.com/office/word/2018/wordml/cex" xmlns:w16cid="http://schemas.microsoft.com/office/word/2016/wordml/cid" xmlns:w16="http://schemas.microsoft.com/office/word/2018/wordml" xmlns:w16du="http://schemas.microsoft.com/office/word/2023/wordml/word16du" xmlns:w16sdtdh="http://schemas.microsoft.com/office/word/2020/wordml/sdtdatahash" xmlns:w16sdtfl="http://schemas.microsoft.com/office/word/2024/wordml/sdtformatlock" xmlns:w16se="http://schemas.microsoft.com/office/word/2015/wordml/symex" xmlns:wpg="http://schemas.microsoft.com/office/word/2010/wordprocessingGroup" xmlns:wpi="http://schemas.microsoft.com/office/word/2010/wordprocessingInk" xmlns:wne="http://schemas.microsoft.com/office/word/2006/wordml" xmlns:wps="http://schemas.microsoft.com/office/word/2010/wordprocessingShape" mc:Ignorable="w14 w15 w16se w16cid w16 w16cex w16sdtdh w16sdtfl w16du wp14">
+  <w:abstractNum w:abstractNumId="0" w15:restartNumberingAfterBreak="0">
+    <w:nsid w:val="6EC376D6"/>
+    <w:multiLevelType w:val="multilevel"/>
+    <w:tmpl w:val="6C268C86"/>
+    <w:lvl w:ilvl="0">
+      <w:start w:val="1"/>
+      <w:numFmt w:val="bullet"/>
+      <w:lvlText w:val=""/>
+      <w:lvlJc w:val="left"/>
+      <w:pPr>
+        <w:tabs>
+          <w:tab w:val="num" w:pos="720"/>
+        </w:tabs>
+        <w:ind w:left="720" w:hanging="360"/>
+      </w:pPr>
+      <w:rPr>
+        <w:rFonts w:ascii="Symbol" w:hAnsi="Symbol" w:hint="default"/>
+        <w:sz w:val="20"/>
+      </w:rPr>
+    </w:lvl>
+    <w:lvl w:ilvl="1" w:tentative="1">
+      <w:start w:val="1"/>
+      <w:numFmt w:val="bullet"/>
+      <w:lvlText w:val="o"/>
+      <w:lvlJc w:val="left"/>
+      <w:pPr>
+        <w:tabs>
+          <w:tab w:val="num" w:pos="1440"/>
+        </w:tabs>
+        <w:ind w:left="1440" w:hanging="360"/>
+      </w:pPr>
+      <w:rPr>
+        <w:rFonts w:ascii="Courier New" w:hAnsi="Courier New" w:hint="default"/>
+        <w:sz w:val="20"/>
+      </w:rPr>
+    </w:lvl>
+    <w:lvl w:ilvl="2" w:tentative="1">
+      <w:start w:val="1"/>
+      <w:numFmt w:val="bullet"/>
+      <w:lvlText w:val=""/>
+      <w:lvlJc w:val="left"/>
+      <w:pPr>
+        <w:tabs>
+          <w:tab w:val="num" w:pos="2160"/>
+        </w:tabs>
+        <w:ind w:left="2160" w:hanging="360"/>
+      </w:pPr>
+      <w:rPr>
+        <w:rFonts w:ascii="Wingdings" w:hAnsi="Wingdings" w:hint="default"/>
+        <w:sz w:val="20"/>
+      </w:rPr>
+    </w:lvl>
+    <w:lvl w:ilvl="3" w:tentative="1">
+      <w:start w:val="1"/>
+      <w:numFmt w:val="bullet"/>
+      <w:lvlText w:val=""/>
+      <w:lvlJc w:val="left"/>
+      <w:pPr>
+        <w:tabs>
+          <w:tab w:val="num" w:pos="2880"/>
+        </w:tabs>
+        <w:ind w:left="2880" w:hanging="360"/>
+      </w:pPr>
+      <w:rPr>
+        <w:rFonts w:ascii="Wingdings" w:hAnsi="Wingdings" w:hint="default"/>
+        <w:sz w:val="20"/>
+      </w:rPr>
+    </w:lvl>
+    <w:lvl w:ilvl="4" w:tentative="1">
+      <w:start w:val="1"/>
+      <w:numFmt w:val="bullet"/>
+      <w:lvlText w:val=""/>
+      <w:lvlJc w:val="left"/>
+      <w:pPr>
+        <w:tabs>
+          <w:tab w:val="num" w:pos="3600"/>
+        </w:tabs>
+        <w:ind w:left="3600" w:hanging="360"/>
+      </w:pPr>
+      <w:rPr>
+        <w:rFonts w:ascii="Wingdings" w:hAnsi="Wingdings" w:hint="default"/>
+        <w:sz w:val="20"/>
+      </w:rPr>
+    </w:lvl>
+    <w:lvl w:ilvl="5" w:tentative="1">
+      <w:start w:val="1"/>
+      <w:numFmt w:val="bullet"/>
+      <w:lvlText w:val=""/>
+      <w:lvlJc w:val="left"/>
+      <w:pPr>
+        <w:tabs>
+          <w:tab w:val="num" w:pos="4320"/>
+        </w:tabs>
+        <w:ind w:left="4320" w:hanging="360"/>
+      </w:pPr>
+      <w:rPr>
+        <w:rFonts w:ascii="Wingdings" w:hAnsi="Wingdings" w:hint="default"/>
+        <w:sz w:val="20"/>
+      </w:rPr>
+    </w:lvl>
+    <w:lvl w:ilvl="6" w:tentative="1">
+      <w:start w:val="1"/>
+      <w:numFmt w:val="bullet"/>
+      <w:lvlText w:val=""/>
+      <w:lvlJc w:val="left"/>
+      <w:pPr>
+        <w:tabs>
+          <w:tab w:val="num" w:pos="5040"/>
+        </w:tabs>
+        <w:ind w:left="5040" w:hanging="360"/>
+      </w:pPr>
+      <w:rPr>
+        <w:rFonts w:ascii="Wingdings" w:hAnsi="Wingdings" w:hint="default"/>
+        <w:sz w:val="20"/>
+      </w:rPr>
+    </w:lvl>
+    <w:lvl w:ilvl="7" w:tentative="1">
+      <w:start w:val="1"/>
+      <w:numFmt w:val="bullet"/>
+      <w:lvlText w:val=""/>
+      <w:lvlJc w:val="left"/>
+      <w:pPr>
+        <w:tabs>
+          <w:tab w:val="num" w:pos="5760"/>
+        </w:tabs>
+        <w:ind w:left="5760" w:hanging="360"/>
+      </w:pPr>
+      <w:rPr>
+        <w:rFonts w:ascii="Wingdings" w:hAnsi="Wingdings" w:hint="default"/>
+        <w:sz w:val="20"/>
+      </w:rPr>
+    </w:lvl>
+    <w:lvl w:ilvl="8" w:tentative="1">
+      <w:start w:val="1"/>
+      <w:numFmt w:val="bullet"/>
+      <w:lvlText w:val=""/>
+      <w:lvlJc w:val="left"/>
+      <w:pPr>
+        <w:tabs>
+          <w:tab w:val="num" w:pos="6480"/>
+        </w:tabs>
+        <w:ind w:left="6480" w:hanging="360"/>
+      </w:pPr>
+      <w:rPr>
+        <w:rFonts w:ascii="Wingdings" w:hAnsi="Wingdings" w:hint="default"/>
+        <w:sz w:val="20"/>
+      </w:rPr>
+    </w:lvl>
+  </w:abstractNum>
+  <w:abstractNum w:abstractNumId="1" w15:restartNumberingAfterBreak="0">
+    <w:nsid w:val="7F6E6ECE"/>
+    <w:multiLevelType w:val="multilevel"/>
+    <w:tmpl w:val="496E567C"/>
+    <w:lvl w:ilvl="0">
+      <w:start w:val="1"/>
+      <w:numFmt w:val="bullet"/>
+      <w:lvlText w:val=""/>
+      <w:lvlJc w:val="left"/>
+      <w:pPr>
+        <w:tabs>
+          <w:tab w:val="num" w:pos="720"/>
+        </w:tabs>
+        <w:ind w:left="720" w:hanging="360"/>
+      </w:pPr>
+      <w:rPr>
+        <w:rFonts w:ascii="Symbol" w:hAnsi="Symbol" w:hint="default"/>
+        <w:sz w:val="20"/>
+      </w:rPr>
+    </w:lvl>
+    <w:lvl w:ilvl="1" w:tentative="1">
+      <w:start w:val="1"/>
+      <w:numFmt w:val="bullet"/>
+      <w:lvlText w:val="o"/>
+      <w:lvlJc w:val="left"/>
+      <w:pPr>
+        <w:tabs>
+          <w:tab w:val="num" w:pos="1440"/>
+        </w:tabs>
+        <w:ind w:left="1440" w:hanging="360"/>
+      </w:pPr>
+      <w:rPr>
+        <w:rFonts w:ascii="Courier New" w:hAnsi="Courier New" w:hint="default"/>
+        <w:sz w:val="20"/>
+      </w:rPr>
+    </w:lvl>
+    <w:lvl w:ilvl="2" w:tentative="1">
+      <w:start w:val="1"/>
+      <w:numFmt w:val="bullet"/>
+      <w:lvlText w:val=""/>
+      <w:lvlJc w:val="left"/>
+      <w:pPr>
+        <w:tabs>
+          <w:tab w:val="num" w:pos="2160"/>
+        </w:tabs>
+        <w:ind w:left="2160" w:hanging="360"/>
+      </w:pPr>
+      <w:rPr>
+        <w:rFonts w:ascii="Wingdings" w:hAnsi="Wingdings" w:hint="default"/>
+        <w:sz w:val="20"/>
+      </w:rPr>
+    </w:lvl>
+    <w:lvl w:ilvl="3" w:tentative="1">
+      <w:start w:val="1"/>
+      <w:numFmt w:val="bullet"/>
+      <w:lvlText w:val=""/>
+      <w:lvlJc w:val="left"/>
+      <w:pPr>
+        <w:tabs>
+          <w:tab w:val="num" w:pos="2880"/>
+        </w:tabs>
+        <w:ind w:left="2880" w:hanging="360"/>
+      </w:pPr>
+      <w:rPr>
+        <w:rFonts w:ascii="Wingdings" w:hAnsi="Wingdings" w:hint="default"/>
+        <w:sz w:val="20"/>
+      </w:rPr>
+    </w:lvl>
+    <w:lvl w:ilvl="4" w:tentative="1">
+      <w:start w:val="1"/>
+      <w:numFmt w:val="bullet"/>
+      <w:lvlText w:val=""/>
+      <w:lvlJc w:val="left"/>
+      <w:pPr>
+        <w:tabs>
+          <w:tab w:val="num" w:pos="3600"/>
+        </w:tabs>
+        <w:ind w:left="3600" w:hanging="360"/>
+      </w:pPr>
+      <w:rPr>
+        <w:rFonts w:ascii="Wingdings" w:hAnsi="Wingdings" w:hint="default"/>
+        <w:sz w:val="20"/>
+      </w:rPr>
+    </w:lvl>
+    <w:lvl w:ilvl="5" w:tentative="1">
+      <w:start w:val="1"/>
+      <w:numFmt w:val="bullet"/>
+      <w:lvlText w:val=""/>
+      <w:lvlJc w:val="left"/>
+      <w:pPr>
+        <w:tabs>
+          <w:tab w:val="num" w:pos="4320"/>
+        </w:tabs>
+        <w:ind w:left="4320" w:hanging="360"/>
+      </w:pPr>
+      <w:rPr>
+        <w:rFonts w:ascii="Wingdings" w:hAnsi="Wingdings" w:hint="default"/>
+        <w:sz w:val="20"/>
+      </w:rPr>
+    </w:lvl>
+    <w:lvl w:ilvl="6" w:tentative="1">
+      <w:start w:val="1"/>
+      <w:numFmt w:val="bullet"/>
+      <w:lvlText w:val=""/>
+      <w:lvlJc w:val="left"/>
+      <w:pPr>
+        <w:tabs>
+          <w:tab w:val="num" w:pos="5040"/>
+        </w:tabs>
+        <w:ind w:left="5040" w:hanging="360"/>
+      </w:pPr>
+      <w:rPr>
+        <w:rFonts w:ascii="Wingdings" w:hAnsi="Wingdings" w:hint="default"/>
+        <w:sz w:val="20"/>
+      </w:rPr>
+    </w:lvl>
+    <w:lvl w:ilvl="7" w:tentative="1">
+      <w:start w:val="1"/>
+      <w:numFmt w:val="bullet"/>
+      <w:lvlText w:val=""/>
+      <w:lvlJc w:val="left"/>
+      <w:pPr>
+        <w:tabs>
+          <w:tab w:val="num" w:pos="5760"/>
+        </w:tabs>
+        <w:ind w:left="5760" w:hanging="360"/>
+      </w:pPr>
+      <w:rPr>
+        <w:rFonts w:ascii="Wingdings" w:hAnsi="Wingdings" w:hint="default"/>
+        <w:sz w:val="20"/>
+      </w:rPr>
+    </w:lvl>
+    <w:lvl w:ilvl="8" w:tentative="1">
+      <w:start w:val="1"/>
+      <w:numFmt w:val="bullet"/>
+      <w:lvlText w:val=""/>
+      <w:lvlJc w:val="left"/>
+      <w:pPr>
+        <w:tabs>
+          <w:tab w:val="num" w:pos="6480"/>
+        </w:tabs>
+        <w:ind w:left="6480" w:hanging="360"/>
+      </w:pPr>
+      <w:rPr>
+        <w:rFonts w:ascii="Wingdings" w:hAnsi="Wingdings" w:hint="default"/>
+        <w:sz w:val="20"/>
+      </w:rPr>
+    </w:lvl>
+  </w:abstractNum>
+  <w:num w:numId="1" w16cid:durableId="796140844">
+    <w:abstractNumId w:val="0"/>
+  </w:num>
+  <w:num w:numId="2" w16cid:durableId="749619985">
+    <w:abstractNumId w:val="1"/>
+  </w:num>
+</w:numbering>
+</file>
+
 <file path=word/styles.xml><?xml version="1.0" encoding="utf-8"?>
-<w:styles xmlns:mc="http://schemas.openxmlformats.org/markup-compatibility/2006" xmlns:r="http://schemas.openxmlformats.org/officeDocument/2006/relationships" xmlns:w="http://schemas.openxmlformats.org/wordprocessingml/2006/main" xmlns:w14="http://schemas.microsoft.com/office/word/2010/wordml" xmlns:w15="http://schemas.microsoft.com/office/word/2012/wordml" xmlns:w16cex="http://schemas.microsoft.com/office/word/2018/wordml/cex" xmlns:w16cid="http://schemas.microsoft.com/office/word/2016/wordml/cid" xmlns:w16="http://schemas.microsoft.com/office/word/2018/wordml" xmlns:w16sdtdh="http://schemas.microsoft.com/office/word/2020/wordml/sdtdatahash" xmlns:w16se="http://schemas.microsoft.com/office/word/2015/wordml/symex" mc:Ignorable="w14 w15 w16se w16cid w16 w16cex w16sdtdh">
+<w:styles xmlns:mc="http://schemas.openxmlformats.org/markup-compatibility/2006" xmlns:r="http://schemas.openxmlformats.org/officeDocument/2006/relationships" xmlns:w="http://schemas.openxmlformats.org/wordprocessingml/2006/main" xmlns:w14="http://schemas.microsoft.com/office/word/2010/wordml" xmlns:w15="http://schemas.microsoft.com/office/word/2012/wordml" xmlns:w16cex="http://schemas.microsoft.com/office/word/2018/wordml/cex" xmlns:w16cid="http://schemas.microsoft.com/office/word/2016/wordml/cid" xmlns:w16="http://schemas.microsoft.com/office/word/2018/wordml" xmlns:w16du="http://schemas.microsoft.com/office/word/2023/wordml/word16du" xmlns:w16sdtdh="http://schemas.microsoft.com/office/word/2020/wordml/sdtdatahash" xmlns:w16sdtfl="http://schemas.microsoft.com/office/word/2024/wordml/sdtformatlock" xmlns:w16se="http://schemas.microsoft.com/office/word/2015/wordml/symex" mc:Ignorable="w14 w15 w16se w16cid w16 w16cex w16sdtdh w16sdtfl w16du">
   <w:docDefaults>
     <w:rPrDefault>
       <w:rPr>
@@ -1344,6 +3032,66 @@
       <w:spacing w:val="5"/>
     </w:rPr>
   </w:style>
+  <w:style w:type="paragraph" w:styleId="ae">
+    <w:name w:val="header"/>
+    <w:basedOn w:val="a"/>
+    <w:link w:val="af"/>
+    <w:uiPriority w:val="99"/>
+    <w:unhideWhenUsed/>
+    <w:rsid w:val="00030991"/>
+    <w:pPr>
+      <w:tabs>
+        <w:tab w:val="center" w:pos="4153"/>
+        <w:tab w:val="right" w:pos="8306"/>
+      </w:tabs>
+      <w:snapToGrid w:val="0"/>
+    </w:pPr>
+    <w:rPr>
+      <w:sz w:val="20"/>
+      <w:szCs w:val="20"/>
+    </w:rPr>
+  </w:style>
+  <w:style w:type="character" w:customStyle="1" w:styleId="af">
+    <w:name w:val="頁首 字元"/>
+    <w:basedOn w:val="a0"/>
+    <w:link w:val="ae"/>
+    <w:uiPriority w:val="99"/>
+    <w:rsid w:val="00030991"/>
+    <w:rPr>
+      <w:sz w:val="20"/>
+      <w:szCs w:val="20"/>
+    </w:rPr>
+  </w:style>
+  <w:style w:type="paragraph" w:styleId="af0">
+    <w:name w:val="footer"/>
+    <w:basedOn w:val="a"/>
+    <w:link w:val="af1"/>
+    <w:uiPriority w:val="99"/>
+    <w:unhideWhenUsed/>
+    <w:rsid w:val="00030991"/>
+    <w:pPr>
+      <w:tabs>
+        <w:tab w:val="center" w:pos="4153"/>
+        <w:tab w:val="right" w:pos="8306"/>
+      </w:tabs>
+      <w:snapToGrid w:val="0"/>
+    </w:pPr>
+    <w:rPr>
+      <w:sz w:val="20"/>
+      <w:szCs w:val="20"/>
+    </w:rPr>
+  </w:style>
+  <w:style w:type="character" w:customStyle="1" w:styleId="af1">
+    <w:name w:val="頁尾 字元"/>
+    <w:basedOn w:val="a0"/>
+    <w:link w:val="af0"/>
+    <w:uiPriority w:val="99"/>
+    <w:rsid w:val="00030991"/>
+    <w:rPr>
+      <w:sz w:val="20"/>
+      <w:szCs w:val="20"/>
+    </w:rPr>
+  </w:style>
 </w:styles>
 </file>
 
